--- a/exports/karneler/84_KUZEY_YUSUF_URUKLU_Karne.docx
+++ b/exports/karneler/84_KUZEY_YUSUF_URUKLU_Karne.docx
@@ -27,7 +27,7 @@
           <w:color w:val="646464"/>
           <w:sz w:val="17"/>
         </w:rPr>
-        <w:t>Deneme Sınavı: 2026-2027  PARAF LGS 1 | Kurumsal Başarı ve Takip Sistemi</w:t>
+        <w:t>Deneme Sınavı: PARAF LGS 1 | Kurumsal Başarı ve Takip Sistemi</w:t>
       </w:r>
     </w:p>
     <w:tbl>
@@ -1732,6 +1732,32 @@
               <w:t>Fen Bilimleri netin: 10.67 (13 Doğru, 7 Yanlış, 0 Boş). Sağlam bir altyapın var ancak 7 yanlış netini aşağı çekmiş. Özellikle 'Mevsimlerin Oluşumu' konusundaki (%57) 21 Haziran/21 Aralık gün dönümleri ve birim alana düşen enerji miktarı şemalarını 3D simülasyonla tekrar etmelisin. Deney sorularında bağımsız değişkeni kenara yaz; haftalık 45 fen sorusu çöz.</w:t>
             </w:r>
           </w:p>
+          <w:p>
+            <w:pPr>
+              <w:spacing w:after="20"/>
+            </w:pPr>
+            <w:r>
+              <w:rPr>
+                <w:b/>
+                <w:color w:val="C0392B"/>
+                <w:sz w:val="15"/>
+              </w:rPr>
+              <w:t xml:space="preserve">📺 Önerilen YouTube Desteği (Orta Seviye): </w:t>
+            </w:r>
+            <w:r>
+              <w:rPr>
+                <w:b/>
+                <w:sz w:val="15"/>
+              </w:rPr>
+              <w:t xml:space="preserve">Kanal: Mehmet Hoca ile Fen | </w:t>
+            </w:r>
+            <w:r>
+              <w:rPr>
+                <w:sz w:val="15"/>
+              </w:rPr>
+              <w:t>Odak: Kazanım Pekiştirme &amp; Deney Analizi. Taktik: Deney sorularındaki bağımsız/bağımlı/kontrol değişkeni çözüm adımlarını birebir uygula.</w:t>
+            </w:r>
+          </w:p>
         </w:tc>
       </w:tr>
     </w:tbl>
@@ -1877,6 +1903,32 @@
                 <w:sz w:val="15"/>
               </w:rPr>
               <w:t>Matematik netin: 6.33 (9 Doğru, 8 Yanlış, 3 Boş). Temel matematik altyapın oluşmuş ancak 8 yanlış ve 3 boş puanını sınırlamış. Sıfır çektiğin 'Üslü İfadeler Temel Kuralları' konusunu konu anlatım fasikülünden baştan tara. Kritik açıkların olan [Çarpanlar ve Katlar / Asal Çarpanlar (%75), EBOB-EKOK Problemleri (%43), Aralarında Asal Sayılar (%67), Tam Sayı Kuvvetleri (Negatif Üs) (%50)] konularında 'Verilenleri Yaz -&gt; Şemayı Çiz -&gt; Matematiksel Modeli Kur' 3 adımlı protokolünü uygula. Günde en az 20 adet yeni nesil soru çözerek işlem hızını artır.</w:t>
+            </w:r>
+          </w:p>
+          <w:p>
+            <w:pPr>
+              <w:spacing w:after="20"/>
+            </w:pPr>
+            <w:r>
+              <w:rPr>
+                <w:b/>
+                <w:color w:val="C0392B"/>
+                <w:sz w:val="15"/>
+              </w:rPr>
+              <w:t xml:space="preserve">📺 Önerilen YouTube Desteği (Temel Seviye): </w:t>
+            </w:r>
+            <w:r>
+              <w:rPr>
+                <w:b/>
+                <w:sz w:val="15"/>
+              </w:rPr>
+              <w:t xml:space="preserve">Kanal: Partikül Matematik | </w:t>
+            </w:r>
+            <w:r>
+              <w:rPr>
+                <w:sz w:val="15"/>
+              </w:rPr>
+              <w:t>Odak: Temel Kavramlar &amp; Adım Adım Konu Anlatımı. Taktik: Videoyu durdurarak hocayla birlikte işlem yap; temel soru tiplerini not alıp kavrama testlerine geç.</w:t>
             </w:r>
           </w:p>
         </w:tc>
@@ -2026,6 +2078,32 @@
               <w:t>Türkçe branş netin: 8.00 (11 Doğru, 9 Yanlış, 0 Boş). Türkçe branşında 9 yanlış ciddi bir net kaybına yol açmış (8.00 Net). Acilen sıfır çektiğin [Sözcük ve Sözcük Gruplarında Anlam, Öznel ve Nesnel Anlatımlı Cümleler, Görsel Yorumlama] konularını konu fasikülünden çalış. Paragrafı kendi yorumunla değil metindeki kanıtla çöz; günde 20 paragraf + 10 dil bilgisi çöz.</w:t>
             </w:r>
           </w:p>
+          <w:p>
+            <w:pPr>
+              <w:spacing w:after="20"/>
+            </w:pPr>
+            <w:r>
+              <w:rPr>
+                <w:b/>
+                <w:color w:val="C0392B"/>
+                <w:sz w:val="15"/>
+              </w:rPr>
+              <w:t xml:space="preserve">📺 Önerilen YouTube Desteği (Orta Seviye): </w:t>
+            </w:r>
+            <w:r>
+              <w:rPr>
+                <w:b/>
+                <w:sz w:val="15"/>
+              </w:rPr>
+              <w:t xml:space="preserve">Kanal: Hız Yayınları - Ebubekir Hoca | </w:t>
+            </w:r>
+            <w:r>
+              <w:rPr>
+                <w:sz w:val="15"/>
+              </w:rPr>
+              <w:t>Odak: Paragraf Taktikleri &amp; Çeldirici Eleme. Taktik: Paragraf sorularında hocanın anahtar kelimeleri ve metin kanıtlarını nasıl çizdiğine dikkat et.</w:t>
+            </w:r>
+          </w:p>
         </w:tc>
       </w:tr>
     </w:tbl>
@@ -2154,6 +2232,32 @@
               <w:t>İnkılap Tarihi netin: 6.00 (7 Doğru, 3 Yanlış, 0 Boş). Hedeflenen seviyenin altında kalındı (6.00 Net). Pekiştirilmesi gereken [Uyanan Avrupa ve Sarsılan Osmanlı (%67), Mustafa Kemal'in Askerlik Hayatı (%33)] konularında kronoloji tablosu çıkar. Sorularda 'Yalnızca bu bilgiye göre' köklerine dikkat et; metne sadık kal. Haftalık 25 soru çöz.</w:t>
             </w:r>
           </w:p>
+          <w:p>
+            <w:pPr>
+              <w:spacing w:after="20"/>
+            </w:pPr>
+            <w:r>
+              <w:rPr>
+                <w:b/>
+                <w:color w:val="C0392B"/>
+                <w:sz w:val="15"/>
+              </w:rPr>
+              <w:t xml:space="preserve">📺 Önerilen YouTube Desteği (Orta Seviye): </w:t>
+            </w:r>
+            <w:r>
+              <w:rPr>
+                <w:b/>
+                <w:sz w:val="15"/>
+              </w:rPr>
+              <w:t xml:space="preserve">Kanal: Sosyal Kale | </w:t>
+            </w:r>
+            <w:r>
+              <w:rPr>
+                <w:sz w:val="15"/>
+              </w:rPr>
+              <w:t>Odak: Soru Çözüm Taktikleri &amp; Neden-Sonuç İlişkisi. Taktik: 'Yalnızca bu bilgiye göre' tarzı sorularda metin dışına çıkmama kuralını pekiştir.</w:t>
+            </w:r>
+          </w:p>
         </w:tc>
       </w:tr>
     </w:tbl>
@@ -2263,6 +2367,32 @@
               <w:t>Din Kültürü netin: 10.00 (10 Doğru, 0 Yanlış, 0 Boş). Kavram ve ayet yorumlama hakimiyetin yüksek. 5 kazanımın tamamında %100 tam başarı sağladın. Formunu haftalık 15 soruyla koru.</w:t>
             </w:r>
           </w:p>
+          <w:p>
+            <w:pPr>
+              <w:spacing w:after="20"/>
+            </w:pPr>
+            <w:r>
+              <w:rPr>
+                <w:b/>
+                <w:color w:val="C0392B"/>
+                <w:sz w:val="15"/>
+              </w:rPr>
+              <w:t xml:space="preserve">📺 Önerilen YouTube Desteği (İleri Düzey (Şampiyon)): </w:t>
+            </w:r>
+            <w:r>
+              <w:rPr>
+                <w:b/>
+                <w:sz w:val="15"/>
+              </w:rPr>
+              <w:t xml:space="preserve">Kanal: Cebrail Hocam | </w:t>
+            </w:r>
+            <w:r>
+              <w:rPr>
+                <w:sz w:val="15"/>
+              </w:rPr>
+              <w:t>Odak: 10'da 10 Hedefi &amp; Dikkat/Çeldirici Analizi. Taktik: Kelimelerin ince anlam farklarına dayalı soru kalıplarını yakalayarak full yapmayı hedefle.</w:t>
+            </w:r>
+          </w:p>
         </w:tc>
       </w:tr>
     </w:tbl>
@@ -2370,6 +2500,32 @@
                 <w:sz w:val="15"/>
               </w:rPr>
               <w:t>İngilizce branş netin: 10.00 (10 Doğru, 0 Yanlış, 0 Boş). Friendship ünitesi kelime ve diyalog hakimiyetin çok iyi. 6 kazanımın tamamında %100 tam başarı sağladın. Soru köklerindeki olumsuz ifadelere (NOT, except) dikkat et.</w:t>
+            </w:r>
+          </w:p>
+          <w:p>
+            <w:pPr>
+              <w:spacing w:after="20"/>
+            </w:pPr>
+            <w:r>
+              <w:rPr>
+                <w:b/>
+                <w:color w:val="C0392B"/>
+                <w:sz w:val="15"/>
+              </w:rPr>
+              <w:t xml:space="preserve">📺 Önerilen YouTube Desteği (İleri Düzey (Şampiyon)): </w:t>
+            </w:r>
+            <w:r>
+              <w:rPr>
+                <w:b/>
+                <w:sz w:val="15"/>
+              </w:rPr>
+              <w:t xml:space="preserve">Kanal: Ümitcan Hoca | </w:t>
+            </w:r>
+            <w:r>
+              <w:rPr>
+                <w:sz w:val="15"/>
+              </w:rPr>
+              <w:t>Odak: Yeni Nesil Okuma Parçaları, Tablo &amp; Grafik Yorumlama. Taktik: Afiş, davetiye ve soru kökündeki 'NOT / except' gibi olumsuzluk ifadelerine dikkat ederek hızlan.</w:t>
             </w:r>
           </w:p>
         </w:tc>

--- a/exports/karneler/84_KUZEY_YUSUF_URUKLU_Karne.docx
+++ b/exports/karneler/84_KUZEY_YUSUF_URUKLU_Karne.docx
@@ -2095,7 +2095,7 @@
                 <w:b/>
                 <w:sz w:val="15"/>
               </w:rPr>
-              <w:t xml:space="preserve">Kanal: Hız Yayınları - Ebubekir Hoca | </w:t>
+              <w:t xml:space="preserve">Kanal: Hız Yayınları veya Ebubekir Hoca ile Türkçe | </w:t>
             </w:r>
             <w:r>
               <w:rPr>

--- a/exports/karneler/84_KUZEY_YUSUF_URUKLU_Karne.docx
+++ b/exports/karneler/84_KUZEY_YUSUF_URUKLU_Karne.docx
@@ -27,7 +27,7 @@
           <w:color w:val="646464"/>
           <w:sz w:val="17"/>
         </w:rPr>
-        <w:t>Deneme Sınavı: PARAF LGS 1 | Kurumsal Başarı ve Takip Sistemi</w:t>
+        <w:t>Deneme Sınavı: 2026-2027  NARTEST LGS 1 | Kurumsal Başarı ve Takip Sistemi</w:t>
       </w:r>
     </w:p>
     <w:tbl>
@@ -169,7 +169,7 @@
               <w:rPr>
                 <w:sz w:val="16"/>
               </w:rPr>
-              <w:t>51.00 Net / 335.72 Puan</w:t>
+              <w:t>70.67 Net / 431.05 Puan</w:t>
             </w:r>
           </w:p>
         </w:tc>
@@ -209,7 +209,7 @@
               <w:rPr>
                 <w:sz w:val="16"/>
               </w:rPr>
-              <w:t>Sınıf: 6/27 | Okul: 36/110 | TG: 6270 (Dilim: %60.55)</w:t>
+              <w:t>Sınıf: 3 / 28 | Okul: 10 / 56 | TG: 911 (Dilim: %29.89)</w:t>
             </w:r>
           </w:p>
         </w:tc>
@@ -483,7 +483,141 @@
               <w:rPr>
                 <w:sz w:val="15"/>
               </w:rPr>
-              <w:t>11</w:t>
+              <w:t>17</w:t>
+            </w:r>
+          </w:p>
+        </w:tc>
+        <w:tc>
+          <w:tcPr>
+            <w:tcW w:type="dxa" w:w="1543"/>
+            <w:tcMar>
+              <w:top w:w="20" w:type="dxa"/>
+              <w:bottom w:w="20" w:type="dxa"/>
+              <w:left w:w="35" w:type="dxa"/>
+              <w:right w:w="35" w:type="dxa"/>
+            </w:tcMar>
+          </w:tcPr>
+          <w:p>
+            <w:pPr>
+              <w:jc w:val="center"/>
+            </w:pPr>
+            <w:r>
+              <w:rPr>
+                <w:sz w:val="15"/>
+              </w:rPr>
+              <w:t>3</w:t>
+            </w:r>
+          </w:p>
+        </w:tc>
+        <w:tc>
+          <w:tcPr>
+            <w:tcW w:type="dxa" w:w="1543"/>
+            <w:tcMar>
+              <w:top w:w="20" w:type="dxa"/>
+              <w:bottom w:w="20" w:type="dxa"/>
+              <w:left w:w="35" w:type="dxa"/>
+              <w:right w:w="35" w:type="dxa"/>
+            </w:tcMar>
+          </w:tcPr>
+          <w:p>
+            <w:pPr>
+              <w:jc w:val="center"/>
+            </w:pPr>
+            <w:r>
+              <w:rPr>
+                <w:sz w:val="15"/>
+              </w:rPr>
+              <w:t>0</w:t>
+            </w:r>
+          </w:p>
+        </w:tc>
+        <w:tc>
+          <w:tcPr>
+            <w:tcW w:type="dxa" w:w="1543"/>
+            <w:tcMar>
+              <w:top w:w="20" w:type="dxa"/>
+              <w:bottom w:w="20" w:type="dxa"/>
+              <w:left w:w="35" w:type="dxa"/>
+              <w:right w:w="35" w:type="dxa"/>
+            </w:tcMar>
+          </w:tcPr>
+          <w:p>
+            <w:pPr>
+              <w:jc w:val="center"/>
+            </w:pPr>
+            <w:r>
+              <w:rPr>
+                <w:sz w:val="15"/>
+              </w:rPr>
+              <w:t>16.00</w:t>
+            </w:r>
+          </w:p>
+        </w:tc>
+        <w:tc>
+          <w:tcPr>
+            <w:tcW w:type="dxa" w:w="1543"/>
+            <w:tcMar>
+              <w:top w:w="20" w:type="dxa"/>
+              <w:bottom w:w="20" w:type="dxa"/>
+              <w:left w:w="35" w:type="dxa"/>
+              <w:right w:w="35" w:type="dxa"/>
+            </w:tcMar>
+          </w:tcPr>
+          <w:p>
+            <w:pPr>
+              <w:jc w:val="center"/>
+            </w:pPr>
+            <w:r>
+              <w:rPr>
+                <w:sz w:val="15"/>
+              </w:rPr>
+              <w:t>%80.0</w:t>
+            </w:r>
+          </w:p>
+        </w:tc>
+      </w:tr>
+      <w:tr>
+        <w:tc>
+          <w:tcPr>
+            <w:tcW w:type="dxa" w:w="1543"/>
+            <w:tcMar>
+              <w:top w:w="20" w:type="dxa"/>
+              <w:bottom w:w="20" w:type="dxa"/>
+              <w:left w:w="35" w:type="dxa"/>
+              <w:right w:w="35" w:type="dxa"/>
+            </w:tcMar>
+          </w:tcPr>
+          <w:p>
+            <w:pPr>
+              <w:jc w:val="left"/>
+            </w:pPr>
+            <w:r>
+              <w:rPr>
+                <w:sz w:val="15"/>
+              </w:rPr>
+              <w:t>İnkılap Tarihi</w:t>
+            </w:r>
+          </w:p>
+        </w:tc>
+        <w:tc>
+          <w:tcPr>
+            <w:tcW w:type="dxa" w:w="1543"/>
+            <w:tcMar>
+              <w:top w:w="20" w:type="dxa"/>
+              <w:bottom w:w="20" w:type="dxa"/>
+              <w:left w:w="35" w:type="dxa"/>
+              <w:right w:w="35" w:type="dxa"/>
+            </w:tcMar>
+          </w:tcPr>
+          <w:p>
+            <w:pPr>
+              <w:jc w:val="center"/>
+            </w:pPr>
+            <w:r>
+              <w:rPr>
+                <w:sz w:val="15"/>
+              </w:rPr>
+              <w:t>10</w:t>
             </w:r>
           </w:p>
         </w:tc>
@@ -527,6 +661,28 @@
               <w:rPr>
                 <w:sz w:val="15"/>
               </w:rPr>
+              <w:t>1</w:t>
+            </w:r>
+          </w:p>
+        </w:tc>
+        <w:tc>
+          <w:tcPr>
+            <w:tcW w:type="dxa" w:w="1543"/>
+            <w:tcMar>
+              <w:top w:w="20" w:type="dxa"/>
+              <w:bottom w:w="20" w:type="dxa"/>
+              <w:left w:w="35" w:type="dxa"/>
+              <w:right w:w="35" w:type="dxa"/>
+            </w:tcMar>
+          </w:tcPr>
+          <w:p>
+            <w:pPr>
+              <w:jc w:val="center"/>
+            </w:pPr>
+            <w:r>
+              <w:rPr>
+                <w:sz w:val="15"/>
+              </w:rPr>
               <w:t>0</w:t>
             </w:r>
           </w:p>
@@ -549,7 +705,7 @@
               <w:rPr>
                 <w:sz w:val="15"/>
               </w:rPr>
-              <w:t>8.00</w:t>
+              <w:t>8.67</w:t>
             </w:r>
           </w:p>
         </w:tc>
@@ -571,7 +727,7 @@
               <w:rPr>
                 <w:sz w:val="15"/>
               </w:rPr>
-              <w:t>%40.0</w:t>
+              <w:t>%86.7</w:t>
             </w:r>
           </w:p>
         </w:tc>
@@ -595,7 +751,163 @@
               <w:rPr>
                 <w:sz w:val="15"/>
               </w:rPr>
-              <w:t>İnkılap Tarihi</w:t>
+              <w:t>Din Kültürü</w:t>
+            </w:r>
+          </w:p>
+        </w:tc>
+        <w:tc>
+          <w:tcPr>
+            <w:tcW w:type="dxa" w:w="1543"/>
+            <w:tcMar>
+              <w:top w:w="20" w:type="dxa"/>
+              <w:bottom w:w="20" w:type="dxa"/>
+              <w:left w:w="35" w:type="dxa"/>
+              <w:right w:w="35" w:type="dxa"/>
+            </w:tcMar>
+          </w:tcPr>
+          <w:p>
+            <w:pPr>
+              <w:jc w:val="center"/>
+            </w:pPr>
+            <w:r>
+              <w:rPr>
+                <w:sz w:val="15"/>
+              </w:rPr>
+              <w:t>10</w:t>
+            </w:r>
+          </w:p>
+        </w:tc>
+        <w:tc>
+          <w:tcPr>
+            <w:tcW w:type="dxa" w:w="1543"/>
+            <w:tcMar>
+              <w:top w:w="20" w:type="dxa"/>
+              <w:bottom w:w="20" w:type="dxa"/>
+              <w:left w:w="35" w:type="dxa"/>
+              <w:right w:w="35" w:type="dxa"/>
+            </w:tcMar>
+          </w:tcPr>
+          <w:p>
+            <w:pPr>
+              <w:jc w:val="center"/>
+            </w:pPr>
+            <w:r>
+              <w:rPr>
+                <w:sz w:val="15"/>
+              </w:rPr>
+              <w:t>9</w:t>
+            </w:r>
+          </w:p>
+        </w:tc>
+        <w:tc>
+          <w:tcPr>
+            <w:tcW w:type="dxa" w:w="1543"/>
+            <w:tcMar>
+              <w:top w:w="20" w:type="dxa"/>
+              <w:bottom w:w="20" w:type="dxa"/>
+              <w:left w:w="35" w:type="dxa"/>
+              <w:right w:w="35" w:type="dxa"/>
+            </w:tcMar>
+          </w:tcPr>
+          <w:p>
+            <w:pPr>
+              <w:jc w:val="center"/>
+            </w:pPr>
+            <w:r>
+              <w:rPr>
+                <w:sz w:val="15"/>
+              </w:rPr>
+              <w:t>1</w:t>
+            </w:r>
+          </w:p>
+        </w:tc>
+        <w:tc>
+          <w:tcPr>
+            <w:tcW w:type="dxa" w:w="1543"/>
+            <w:tcMar>
+              <w:top w:w="20" w:type="dxa"/>
+              <w:bottom w:w="20" w:type="dxa"/>
+              <w:left w:w="35" w:type="dxa"/>
+              <w:right w:w="35" w:type="dxa"/>
+            </w:tcMar>
+          </w:tcPr>
+          <w:p>
+            <w:pPr>
+              <w:jc w:val="center"/>
+            </w:pPr>
+            <w:r>
+              <w:rPr>
+                <w:sz w:val="15"/>
+              </w:rPr>
+              <w:t>0</w:t>
+            </w:r>
+          </w:p>
+        </w:tc>
+        <w:tc>
+          <w:tcPr>
+            <w:tcW w:type="dxa" w:w="1543"/>
+            <w:tcMar>
+              <w:top w:w="20" w:type="dxa"/>
+              <w:bottom w:w="20" w:type="dxa"/>
+              <w:left w:w="35" w:type="dxa"/>
+              <w:right w:w="35" w:type="dxa"/>
+            </w:tcMar>
+          </w:tcPr>
+          <w:p>
+            <w:pPr>
+              <w:jc w:val="center"/>
+            </w:pPr>
+            <w:r>
+              <w:rPr>
+                <w:sz w:val="15"/>
+              </w:rPr>
+              <w:t>8.67</w:t>
+            </w:r>
+          </w:p>
+        </w:tc>
+        <w:tc>
+          <w:tcPr>
+            <w:tcW w:type="dxa" w:w="1543"/>
+            <w:tcMar>
+              <w:top w:w="20" w:type="dxa"/>
+              <w:bottom w:w="20" w:type="dxa"/>
+              <w:left w:w="35" w:type="dxa"/>
+              <w:right w:w="35" w:type="dxa"/>
+            </w:tcMar>
+          </w:tcPr>
+          <w:p>
+            <w:pPr>
+              <w:jc w:val="center"/>
+            </w:pPr>
+            <w:r>
+              <w:rPr>
+                <w:sz w:val="15"/>
+              </w:rPr>
+              <w:t>%86.7</w:t>
+            </w:r>
+          </w:p>
+        </w:tc>
+      </w:tr>
+      <w:tr>
+        <w:tc>
+          <w:tcPr>
+            <w:tcW w:type="dxa" w:w="1543"/>
+            <w:tcMar>
+              <w:top w:w="20" w:type="dxa"/>
+              <w:bottom w:w="20" w:type="dxa"/>
+              <w:left w:w="35" w:type="dxa"/>
+              <w:right w:w="35" w:type="dxa"/>
+            </w:tcMar>
+          </w:tcPr>
+          <w:p>
+            <w:pPr>
+              <w:jc w:val="left"/>
+            </w:pPr>
+            <w:r>
+              <w:rPr>
+                <w:sz w:val="15"/>
+              </w:rPr>
+              <w:t>İngilizce</w:t>
             </w:r>
           </w:p>
         </w:tc>
@@ -751,318 +1063,6 @@
               <w:rPr>
                 <w:sz w:val="15"/>
               </w:rPr>
-              <w:t>Din Kültürü</w:t>
-            </w:r>
-          </w:p>
-        </w:tc>
-        <w:tc>
-          <w:tcPr>
-            <w:tcW w:type="dxa" w:w="1543"/>
-            <w:tcMar>
-              <w:top w:w="20" w:type="dxa"/>
-              <w:bottom w:w="20" w:type="dxa"/>
-              <w:left w:w="35" w:type="dxa"/>
-              <w:right w:w="35" w:type="dxa"/>
-            </w:tcMar>
-          </w:tcPr>
-          <w:p>
-            <w:pPr>
-              <w:jc w:val="center"/>
-            </w:pPr>
-            <w:r>
-              <w:rPr>
-                <w:sz w:val="15"/>
-              </w:rPr>
-              <w:t>10</w:t>
-            </w:r>
-          </w:p>
-        </w:tc>
-        <w:tc>
-          <w:tcPr>
-            <w:tcW w:type="dxa" w:w="1543"/>
-            <w:tcMar>
-              <w:top w:w="20" w:type="dxa"/>
-              <w:bottom w:w="20" w:type="dxa"/>
-              <w:left w:w="35" w:type="dxa"/>
-              <w:right w:w="35" w:type="dxa"/>
-            </w:tcMar>
-          </w:tcPr>
-          <w:p>
-            <w:pPr>
-              <w:jc w:val="center"/>
-            </w:pPr>
-            <w:r>
-              <w:rPr>
-                <w:sz w:val="15"/>
-              </w:rPr>
-              <w:t>10</w:t>
-            </w:r>
-          </w:p>
-        </w:tc>
-        <w:tc>
-          <w:tcPr>
-            <w:tcW w:type="dxa" w:w="1543"/>
-            <w:tcMar>
-              <w:top w:w="20" w:type="dxa"/>
-              <w:bottom w:w="20" w:type="dxa"/>
-              <w:left w:w="35" w:type="dxa"/>
-              <w:right w:w="35" w:type="dxa"/>
-            </w:tcMar>
-          </w:tcPr>
-          <w:p>
-            <w:pPr>
-              <w:jc w:val="center"/>
-            </w:pPr>
-            <w:r>
-              <w:rPr>
-                <w:sz w:val="15"/>
-              </w:rPr>
-              <w:t>0</w:t>
-            </w:r>
-          </w:p>
-        </w:tc>
-        <w:tc>
-          <w:tcPr>
-            <w:tcW w:type="dxa" w:w="1543"/>
-            <w:tcMar>
-              <w:top w:w="20" w:type="dxa"/>
-              <w:bottom w:w="20" w:type="dxa"/>
-              <w:left w:w="35" w:type="dxa"/>
-              <w:right w:w="35" w:type="dxa"/>
-            </w:tcMar>
-          </w:tcPr>
-          <w:p>
-            <w:pPr>
-              <w:jc w:val="center"/>
-            </w:pPr>
-            <w:r>
-              <w:rPr>
-                <w:sz w:val="15"/>
-              </w:rPr>
-              <w:t>0</w:t>
-            </w:r>
-          </w:p>
-        </w:tc>
-        <w:tc>
-          <w:tcPr>
-            <w:tcW w:type="dxa" w:w="1543"/>
-            <w:tcMar>
-              <w:top w:w="20" w:type="dxa"/>
-              <w:bottom w:w="20" w:type="dxa"/>
-              <w:left w:w="35" w:type="dxa"/>
-              <w:right w:w="35" w:type="dxa"/>
-            </w:tcMar>
-          </w:tcPr>
-          <w:p>
-            <w:pPr>
-              <w:jc w:val="center"/>
-            </w:pPr>
-            <w:r>
-              <w:rPr>
-                <w:sz w:val="15"/>
-              </w:rPr>
-              <w:t>10.00</w:t>
-            </w:r>
-          </w:p>
-        </w:tc>
-        <w:tc>
-          <w:tcPr>
-            <w:tcW w:type="dxa" w:w="1543"/>
-            <w:tcMar>
-              <w:top w:w="20" w:type="dxa"/>
-              <w:bottom w:w="20" w:type="dxa"/>
-              <w:left w:w="35" w:type="dxa"/>
-              <w:right w:w="35" w:type="dxa"/>
-            </w:tcMar>
-          </w:tcPr>
-          <w:p>
-            <w:pPr>
-              <w:jc w:val="center"/>
-            </w:pPr>
-            <w:r>
-              <w:rPr>
-                <w:sz w:val="15"/>
-              </w:rPr>
-              <w:t>%100.0</w:t>
-            </w:r>
-          </w:p>
-        </w:tc>
-      </w:tr>
-      <w:tr>
-        <w:tc>
-          <w:tcPr>
-            <w:tcW w:type="dxa" w:w="1543"/>
-            <w:tcMar>
-              <w:top w:w="20" w:type="dxa"/>
-              <w:bottom w:w="20" w:type="dxa"/>
-              <w:left w:w="35" w:type="dxa"/>
-              <w:right w:w="35" w:type="dxa"/>
-            </w:tcMar>
-          </w:tcPr>
-          <w:p>
-            <w:pPr>
-              <w:jc w:val="left"/>
-            </w:pPr>
-            <w:r>
-              <w:rPr>
-                <w:sz w:val="15"/>
-              </w:rPr>
-              <w:t>İngilizce</w:t>
-            </w:r>
-          </w:p>
-        </w:tc>
-        <w:tc>
-          <w:tcPr>
-            <w:tcW w:type="dxa" w:w="1543"/>
-            <w:tcMar>
-              <w:top w:w="20" w:type="dxa"/>
-              <w:bottom w:w="20" w:type="dxa"/>
-              <w:left w:w="35" w:type="dxa"/>
-              <w:right w:w="35" w:type="dxa"/>
-            </w:tcMar>
-          </w:tcPr>
-          <w:p>
-            <w:pPr>
-              <w:jc w:val="center"/>
-            </w:pPr>
-            <w:r>
-              <w:rPr>
-                <w:sz w:val="15"/>
-              </w:rPr>
-              <w:t>10</w:t>
-            </w:r>
-          </w:p>
-        </w:tc>
-        <w:tc>
-          <w:tcPr>
-            <w:tcW w:type="dxa" w:w="1543"/>
-            <w:tcMar>
-              <w:top w:w="20" w:type="dxa"/>
-              <w:bottom w:w="20" w:type="dxa"/>
-              <w:left w:w="35" w:type="dxa"/>
-              <w:right w:w="35" w:type="dxa"/>
-            </w:tcMar>
-          </w:tcPr>
-          <w:p>
-            <w:pPr>
-              <w:jc w:val="center"/>
-            </w:pPr>
-            <w:r>
-              <w:rPr>
-                <w:sz w:val="15"/>
-              </w:rPr>
-              <w:t>10</w:t>
-            </w:r>
-          </w:p>
-        </w:tc>
-        <w:tc>
-          <w:tcPr>
-            <w:tcW w:type="dxa" w:w="1543"/>
-            <w:tcMar>
-              <w:top w:w="20" w:type="dxa"/>
-              <w:bottom w:w="20" w:type="dxa"/>
-              <w:left w:w="35" w:type="dxa"/>
-              <w:right w:w="35" w:type="dxa"/>
-            </w:tcMar>
-          </w:tcPr>
-          <w:p>
-            <w:pPr>
-              <w:jc w:val="center"/>
-            </w:pPr>
-            <w:r>
-              <w:rPr>
-                <w:sz w:val="15"/>
-              </w:rPr>
-              <w:t>0</w:t>
-            </w:r>
-          </w:p>
-        </w:tc>
-        <w:tc>
-          <w:tcPr>
-            <w:tcW w:type="dxa" w:w="1543"/>
-            <w:tcMar>
-              <w:top w:w="20" w:type="dxa"/>
-              <w:bottom w:w="20" w:type="dxa"/>
-              <w:left w:w="35" w:type="dxa"/>
-              <w:right w:w="35" w:type="dxa"/>
-            </w:tcMar>
-          </w:tcPr>
-          <w:p>
-            <w:pPr>
-              <w:jc w:val="center"/>
-            </w:pPr>
-            <w:r>
-              <w:rPr>
-                <w:sz w:val="15"/>
-              </w:rPr>
-              <w:t>0</w:t>
-            </w:r>
-          </w:p>
-        </w:tc>
-        <w:tc>
-          <w:tcPr>
-            <w:tcW w:type="dxa" w:w="1543"/>
-            <w:tcMar>
-              <w:top w:w="20" w:type="dxa"/>
-              <w:bottom w:w="20" w:type="dxa"/>
-              <w:left w:w="35" w:type="dxa"/>
-              <w:right w:w="35" w:type="dxa"/>
-            </w:tcMar>
-          </w:tcPr>
-          <w:p>
-            <w:pPr>
-              <w:jc w:val="center"/>
-            </w:pPr>
-            <w:r>
-              <w:rPr>
-                <w:sz w:val="15"/>
-              </w:rPr>
-              <w:t>10.00</w:t>
-            </w:r>
-          </w:p>
-        </w:tc>
-        <w:tc>
-          <w:tcPr>
-            <w:tcW w:type="dxa" w:w="1543"/>
-            <w:tcMar>
-              <w:top w:w="20" w:type="dxa"/>
-              <w:bottom w:w="20" w:type="dxa"/>
-              <w:left w:w="35" w:type="dxa"/>
-              <w:right w:w="35" w:type="dxa"/>
-            </w:tcMar>
-          </w:tcPr>
-          <w:p>
-            <w:pPr>
-              <w:jc w:val="center"/>
-            </w:pPr>
-            <w:r>
-              <w:rPr>
-                <w:sz w:val="15"/>
-              </w:rPr>
-              <w:t>%100.0</w:t>
-            </w:r>
-          </w:p>
-        </w:tc>
-      </w:tr>
-      <w:tr>
-        <w:tc>
-          <w:tcPr>
-            <w:tcW w:type="dxa" w:w="1543"/>
-            <w:tcMar>
-              <w:top w:w="20" w:type="dxa"/>
-              <w:bottom w:w="20" w:type="dxa"/>
-              <w:left w:w="35" w:type="dxa"/>
-              <w:right w:w="35" w:type="dxa"/>
-            </w:tcMar>
-          </w:tcPr>
-          <w:p>
-            <w:pPr>
-              <w:jc w:val="left"/>
-            </w:pPr>
-            <w:r>
-              <w:rPr>
-                <w:sz w:val="15"/>
-              </w:rPr>
               <w:t>Matematik</w:t>
             </w:r>
           </w:p>
@@ -1107,29 +1107,7 @@
               <w:rPr>
                 <w:sz w:val="15"/>
               </w:rPr>
-              <w:t>9</w:t>
-            </w:r>
-          </w:p>
-        </w:tc>
-        <w:tc>
-          <w:tcPr>
-            <w:tcW w:type="dxa" w:w="1543"/>
-            <w:tcMar>
-              <w:top w:w="20" w:type="dxa"/>
-              <w:bottom w:w="20" w:type="dxa"/>
-              <w:left w:w="35" w:type="dxa"/>
-              <w:right w:w="35" w:type="dxa"/>
-            </w:tcMar>
-          </w:tcPr>
-          <w:p>
-            <w:pPr>
-              <w:jc w:val="center"/>
-            </w:pPr>
-            <w:r>
-              <w:rPr>
-                <w:sz w:val="15"/>
-              </w:rPr>
-              <w:t>8</w:t>
+              <w:t>15</w:t>
             </w:r>
           </w:p>
         </w:tc>
@@ -1173,7 +1151,7 @@
               <w:rPr>
                 <w:sz w:val="15"/>
               </w:rPr>
-              <w:t>6.33</w:t>
+              <w:t>2</w:t>
             </w:r>
           </w:p>
         </w:tc>
@@ -1195,7 +1173,29 @@
               <w:rPr>
                 <w:sz w:val="15"/>
               </w:rPr>
-              <w:t>%31.6</w:t>
+              <w:t>14.00</w:t>
+            </w:r>
+          </w:p>
+        </w:tc>
+        <w:tc>
+          <w:tcPr>
+            <w:tcW w:type="dxa" w:w="1543"/>
+            <w:tcMar>
+              <w:top w:w="20" w:type="dxa"/>
+              <w:bottom w:w="20" w:type="dxa"/>
+              <w:left w:w="35" w:type="dxa"/>
+              <w:right w:w="35" w:type="dxa"/>
+            </w:tcMar>
+          </w:tcPr>
+          <w:p>
+            <w:pPr>
+              <w:jc w:val="center"/>
+            </w:pPr>
+            <w:r>
+              <w:rPr>
+                <w:sz w:val="15"/>
+              </w:rPr>
+              <w:t>%70.0</w:t>
             </w:r>
           </w:p>
         </w:tc>
@@ -1263,7 +1263,7 @@
               <w:rPr>
                 <w:sz w:val="15"/>
               </w:rPr>
-              <w:t>13</w:t>
+              <w:t>18</w:t>
             </w:r>
           </w:p>
         </w:tc>
@@ -1285,7 +1285,7 @@
               <w:rPr>
                 <w:sz w:val="15"/>
               </w:rPr>
-              <w:t>7</w:t>
+              <w:t>2</w:t>
             </w:r>
           </w:p>
         </w:tc>
@@ -1329,7 +1329,7 @@
               <w:rPr>
                 <w:sz w:val="15"/>
               </w:rPr>
-              <w:t>10.67</w:t>
+              <w:t>17.33</w:t>
             </w:r>
           </w:p>
         </w:tc>
@@ -1351,7 +1351,7 @@
               <w:rPr>
                 <w:sz w:val="15"/>
               </w:rPr>
-              <w:t>%53.3</w:t>
+              <w:t>%86.6</w:t>
             </w:r>
           </w:p>
         </w:tc>
@@ -1425,7 +1425,7 @@
                 <w:b/>
                 <w:sz w:val="15"/>
               </w:rPr>
-              <w:t>60</w:t>
+              <w:t>75</w:t>
             </w:r>
           </w:p>
         </w:tc>
@@ -1449,7 +1449,7 @@
                 <w:b/>
                 <w:sz w:val="15"/>
               </w:rPr>
-              <w:t>27</w:t>
+              <w:t>13</w:t>
             </w:r>
           </w:p>
         </w:tc>
@@ -1473,7 +1473,7 @@
                 <w:b/>
                 <w:sz w:val="15"/>
               </w:rPr>
-              <w:t>3</w:t>
+              <w:t>2</w:t>
             </w:r>
           </w:p>
         </w:tc>
@@ -1497,7 +1497,7 @@
                 <w:b/>
                 <w:sz w:val="15"/>
               </w:rPr>
-              <w:t>51.00</w:t>
+              <w:t>70.67</w:t>
             </w:r>
           </w:p>
         </w:tc>
@@ -1521,7 +1521,629 @@
                 <w:b/>
                 <w:sz w:val="15"/>
               </w:rPr>
-              <w:t>%56.7</w:t>
+              <w:t>%78.5</w:t>
+            </w:r>
+          </w:p>
+        </w:tc>
+      </w:tr>
+    </w:tbl>
+    <w:p>
+      <w:pPr>
+        <w:spacing w:before="80" w:after="40"/>
+      </w:pPr>
+      <w:r>
+        <w:rPr>
+          <w:b/>
+          <w:color w:val="1F497D"/>
+          <w:sz w:val="18"/>
+        </w:rPr>
+        <w:t>1. DENEMELER ARASI GELİŞİM VE AKADEMİK DEĞİŞİM ANALİZİ (PARAF 1 ➔ NARTEST 1)</w:t>
+      </w:r>
+    </w:p>
+    <w:tbl>
+      <w:tblPr>
+        <w:tblW w:type="auto" w:w="0"/>
+        <w:jc w:val="center"/>
+        <w:tblLook w:firstColumn="1" w:firstRow="1" w:lastColumn="0" w:lastRow="0" w:noHBand="0" w:noVBand="1" w:val="04A0"/>
+        <w:tblBorders>
+          <w:top w:val="single" w:sz="4" w:space="0" w:color="B0C4DE"/>
+          <w:left w:val="single" w:sz="4" w:space="0" w:color="B0C4DE"/>
+          <w:bottom w:val="single" w:sz="4" w:space="0" w:color="B0C4DE"/>
+          <w:right w:val="single" w:sz="4" w:space="0" w:color="B0C4DE"/>
+          <w:insideH w:val="single" w:sz="4" w:space="0" w:color="B0C4DE"/>
+          <w:insideV w:val="single" w:sz="4" w:space="0" w:color="B0C4DE"/>
+        </w:tblBorders>
+      </w:tblPr>
+      <w:tblGrid>
+        <w:gridCol w:w="2160"/>
+        <w:gridCol w:w="2160"/>
+        <w:gridCol w:w="2160"/>
+        <w:gridCol w:w="2160"/>
+        <w:gridCol w:w="2160"/>
+      </w:tblGrid>
+      <w:tr>
+        <w:tc>
+          <w:tcPr>
+            <w:tcW w:type="dxa" w:w="2160"/>
+            <w:shd w:fill="1F497D"/>
+            <w:tcMar>
+              <w:top w:w="25" w:type="dxa"/>
+              <w:bottom w:w="25" w:type="dxa"/>
+              <w:left w:w="35" w:type="dxa"/>
+              <w:right w:w="35" w:type="dxa"/>
+            </w:tcMar>
+          </w:tcPr>
+          <w:p>
+            <w:pPr>
+              <w:jc w:val="left"/>
+            </w:pPr>
+            <w:r>
+              <w:rPr>
+                <w:b/>
+                <w:color w:val="FFFFFF"/>
+                <w:sz w:val="15"/>
+              </w:rPr>
+              <w:t>Değerlendirme Kriteri</w:t>
+            </w:r>
+          </w:p>
+        </w:tc>
+        <w:tc>
+          <w:tcPr>
+            <w:tcW w:type="dxa" w:w="2160"/>
+            <w:shd w:fill="1F497D"/>
+            <w:tcMar>
+              <w:top w:w="25" w:type="dxa"/>
+              <w:bottom w:w="25" w:type="dxa"/>
+              <w:left w:w="35" w:type="dxa"/>
+              <w:right w:w="35" w:type="dxa"/>
+            </w:tcMar>
+          </w:tcPr>
+          <w:p>
+            <w:pPr>
+              <w:jc w:val="center"/>
+            </w:pPr>
+            <w:r>
+              <w:rPr>
+                <w:b/>
+                <w:color w:val="FFFFFF"/>
+                <w:sz w:val="15"/>
+              </w:rPr>
+              <w:t>1. Deneme (PARAF)</w:t>
+            </w:r>
+          </w:p>
+        </w:tc>
+        <w:tc>
+          <w:tcPr>
+            <w:tcW w:type="dxa" w:w="2160"/>
+            <w:shd w:fill="1F497D"/>
+            <w:tcMar>
+              <w:top w:w="25" w:type="dxa"/>
+              <w:bottom w:w="25" w:type="dxa"/>
+              <w:left w:w="35" w:type="dxa"/>
+              <w:right w:w="35" w:type="dxa"/>
+            </w:tcMar>
+          </w:tcPr>
+          <w:p>
+            <w:pPr>
+              <w:jc w:val="center"/>
+            </w:pPr>
+            <w:r>
+              <w:rPr>
+                <w:b/>
+                <w:color w:val="FFFFFF"/>
+                <w:sz w:val="15"/>
+              </w:rPr>
+              <w:t>2. Deneme (NARTEST)</w:t>
+            </w:r>
+          </w:p>
+        </w:tc>
+        <w:tc>
+          <w:tcPr>
+            <w:tcW w:type="dxa" w:w="2160"/>
+            <w:shd w:fill="1F497D"/>
+            <w:tcMar>
+              <w:top w:w="25" w:type="dxa"/>
+              <w:bottom w:w="25" w:type="dxa"/>
+              <w:left w:w="35" w:type="dxa"/>
+              <w:right w:w="35" w:type="dxa"/>
+            </w:tcMar>
+          </w:tcPr>
+          <w:p>
+            <w:pPr>
+              <w:jc w:val="center"/>
+            </w:pPr>
+            <w:r>
+              <w:rPr>
+                <w:b/>
+                <w:color w:val="FFFFFF"/>
+                <w:sz w:val="15"/>
+              </w:rPr>
+              <w:t>Sınavlar Arası Fark</w:t>
+            </w:r>
+          </w:p>
+        </w:tc>
+        <w:tc>
+          <w:tcPr>
+            <w:tcW w:type="dxa" w:w="2160"/>
+            <w:shd w:fill="1F497D"/>
+            <w:tcMar>
+              <w:top w:w="25" w:type="dxa"/>
+              <w:bottom w:w="25" w:type="dxa"/>
+              <w:left w:w="35" w:type="dxa"/>
+              <w:right w:w="35" w:type="dxa"/>
+            </w:tcMar>
+          </w:tcPr>
+          <w:p>
+            <w:pPr>
+              <w:jc w:val="center"/>
+            </w:pPr>
+            <w:r>
+              <w:rPr>
+                <w:b/>
+                <w:color w:val="FFFFFF"/>
+                <w:sz w:val="15"/>
+              </w:rPr>
+              <w:t>Gelişim Durumu</w:t>
+            </w:r>
+          </w:p>
+        </w:tc>
+      </w:tr>
+      <w:tr>
+        <w:tc>
+          <w:tcPr>
+            <w:tcW w:type="dxa" w:w="2160"/>
+            <w:tcMar>
+              <w:top w:w="20" w:type="dxa"/>
+              <w:bottom w:w="20" w:type="dxa"/>
+              <w:left w:w="35" w:type="dxa"/>
+              <w:right w:w="35" w:type="dxa"/>
+            </w:tcMar>
+            <w:shd w:fill="F0F4F8"/>
+          </w:tcPr>
+          <w:p>
+            <w:pPr>
+              <w:jc w:val="left"/>
+            </w:pPr>
+            <w:r>
+              <w:rPr>
+                <w:sz w:val="15"/>
+              </w:rPr>
+              <w:t>Toplam Net</w:t>
+            </w:r>
+          </w:p>
+        </w:tc>
+        <w:tc>
+          <w:tcPr>
+            <w:tcW w:type="dxa" w:w="2160"/>
+            <w:tcMar>
+              <w:top w:w="20" w:type="dxa"/>
+              <w:bottom w:w="20" w:type="dxa"/>
+              <w:left w:w="35" w:type="dxa"/>
+              <w:right w:w="35" w:type="dxa"/>
+            </w:tcMar>
+            <w:shd w:fill="F0F4F8"/>
+          </w:tcPr>
+          <w:p>
+            <w:pPr>
+              <w:jc w:val="center"/>
+            </w:pPr>
+            <w:r>
+              <w:rPr>
+                <w:sz w:val="15"/>
+              </w:rPr>
+              <w:t>51.00 Net</w:t>
+            </w:r>
+          </w:p>
+        </w:tc>
+        <w:tc>
+          <w:tcPr>
+            <w:tcW w:type="dxa" w:w="2160"/>
+            <w:tcMar>
+              <w:top w:w="20" w:type="dxa"/>
+              <w:bottom w:w="20" w:type="dxa"/>
+              <w:left w:w="35" w:type="dxa"/>
+              <w:right w:w="35" w:type="dxa"/>
+            </w:tcMar>
+            <w:shd w:fill="F0F4F8"/>
+          </w:tcPr>
+          <w:p>
+            <w:pPr>
+              <w:jc w:val="center"/>
+            </w:pPr>
+            <w:r>
+              <w:rPr>
+                <w:sz w:val="15"/>
+              </w:rPr>
+              <w:t>70.67 Net</w:t>
+            </w:r>
+          </w:p>
+        </w:tc>
+        <w:tc>
+          <w:tcPr>
+            <w:tcW w:type="dxa" w:w="2160"/>
+            <w:tcMar>
+              <w:top w:w="20" w:type="dxa"/>
+              <w:bottom w:w="20" w:type="dxa"/>
+              <w:left w:w="35" w:type="dxa"/>
+              <w:right w:w="35" w:type="dxa"/>
+            </w:tcMar>
+            <w:shd w:fill="E8F8F5"/>
+          </w:tcPr>
+          <w:p>
+            <w:pPr>
+              <w:jc w:val="center"/>
+            </w:pPr>
+            <w:r>
+              <w:rPr>
+                <w:b/>
+                <w:sz w:val="15"/>
+              </w:rPr>
+              <w:t>+19.67 Net</w:t>
+            </w:r>
+          </w:p>
+        </w:tc>
+        <w:tc>
+          <w:tcPr>
+            <w:tcW w:type="dxa" w:w="2160"/>
+            <w:tcMar>
+              <w:top w:w="20" w:type="dxa"/>
+              <w:bottom w:w="20" w:type="dxa"/>
+              <w:left w:w="35" w:type="dxa"/>
+              <w:right w:w="35" w:type="dxa"/>
+            </w:tcMar>
+            <w:shd w:fill="F0F4F8"/>
+          </w:tcPr>
+          <w:p>
+            <w:pPr>
+              <w:jc w:val="center"/>
+            </w:pPr>
+            <w:r>
+              <w:rPr>
+                <w:sz w:val="15"/>
+              </w:rPr>
+              <w:t>🚀 Çok Güçlü İlerleme</w:t>
+            </w:r>
+          </w:p>
+        </w:tc>
+      </w:tr>
+      <w:tr>
+        <w:tc>
+          <w:tcPr>
+            <w:tcW w:type="dxa" w:w="2160"/>
+            <w:tcMar>
+              <w:top w:w="20" w:type="dxa"/>
+              <w:bottom w:w="20" w:type="dxa"/>
+              <w:left w:w="35" w:type="dxa"/>
+              <w:right w:w="35" w:type="dxa"/>
+            </w:tcMar>
+          </w:tcPr>
+          <w:p>
+            <w:pPr>
+              <w:jc w:val="left"/>
+            </w:pPr>
+            <w:r>
+              <w:rPr>
+                <w:sz w:val="15"/>
+              </w:rPr>
+              <w:t>LGS Puanı</w:t>
+            </w:r>
+          </w:p>
+        </w:tc>
+        <w:tc>
+          <w:tcPr>
+            <w:tcW w:type="dxa" w:w="2160"/>
+            <w:tcMar>
+              <w:top w:w="20" w:type="dxa"/>
+              <w:bottom w:w="20" w:type="dxa"/>
+              <w:left w:w="35" w:type="dxa"/>
+              <w:right w:w="35" w:type="dxa"/>
+            </w:tcMar>
+          </w:tcPr>
+          <w:p>
+            <w:pPr>
+              <w:jc w:val="center"/>
+            </w:pPr>
+            <w:r>
+              <w:rPr>
+                <w:sz w:val="15"/>
+              </w:rPr>
+              <w:t>335.72 Puan</w:t>
+            </w:r>
+          </w:p>
+        </w:tc>
+        <w:tc>
+          <w:tcPr>
+            <w:tcW w:type="dxa" w:w="2160"/>
+            <w:tcMar>
+              <w:top w:w="20" w:type="dxa"/>
+              <w:bottom w:w="20" w:type="dxa"/>
+              <w:left w:w="35" w:type="dxa"/>
+              <w:right w:w="35" w:type="dxa"/>
+            </w:tcMar>
+          </w:tcPr>
+          <w:p>
+            <w:pPr>
+              <w:jc w:val="center"/>
+            </w:pPr>
+            <w:r>
+              <w:rPr>
+                <w:sz w:val="15"/>
+              </w:rPr>
+              <w:t>431.05 Puan</w:t>
+            </w:r>
+          </w:p>
+        </w:tc>
+        <w:tc>
+          <w:tcPr>
+            <w:tcW w:type="dxa" w:w="2160"/>
+            <w:tcMar>
+              <w:top w:w="20" w:type="dxa"/>
+              <w:bottom w:w="20" w:type="dxa"/>
+              <w:left w:w="35" w:type="dxa"/>
+              <w:right w:w="35" w:type="dxa"/>
+            </w:tcMar>
+            <w:shd w:fill="E8F8F5"/>
+          </w:tcPr>
+          <w:p>
+            <w:pPr>
+              <w:jc w:val="center"/>
+            </w:pPr>
+            <w:r>
+              <w:rPr>
+                <w:b/>
+                <w:sz w:val="15"/>
+              </w:rPr>
+              <w:t>+95.33 Puan</w:t>
+            </w:r>
+          </w:p>
+        </w:tc>
+        <w:tc>
+          <w:tcPr>
+            <w:tcW w:type="dxa" w:w="2160"/>
+            <w:tcMar>
+              <w:top w:w="20" w:type="dxa"/>
+              <w:bottom w:w="20" w:type="dxa"/>
+              <w:left w:w="35" w:type="dxa"/>
+              <w:right w:w="35" w:type="dxa"/>
+            </w:tcMar>
+          </w:tcPr>
+          <w:p>
+            <w:pPr>
+              <w:jc w:val="center"/>
+            </w:pPr>
+            <w:r>
+              <w:rPr>
+                <w:sz w:val="15"/>
+              </w:rPr>
+              <w:t>Belirgin Puan Artışı</w:t>
+            </w:r>
+          </w:p>
+        </w:tc>
+      </w:tr>
+      <w:tr>
+        <w:tc>
+          <w:tcPr>
+            <w:tcW w:type="dxa" w:w="2160"/>
+            <w:tcMar>
+              <w:top w:w="20" w:type="dxa"/>
+              <w:bottom w:w="20" w:type="dxa"/>
+              <w:left w:w="35" w:type="dxa"/>
+              <w:right w:w="35" w:type="dxa"/>
+            </w:tcMar>
+          </w:tcPr>
+          <w:p>
+            <w:pPr>
+              <w:jc w:val="left"/>
+            </w:pPr>
+            <w:r>
+              <w:rPr>
+                <w:sz w:val="15"/>
+              </w:rPr>
+              <w:t>Sınıf Derecesi</w:t>
+            </w:r>
+          </w:p>
+        </w:tc>
+        <w:tc>
+          <w:tcPr>
+            <w:tcW w:type="dxa" w:w="2160"/>
+            <w:tcMar>
+              <w:top w:w="20" w:type="dxa"/>
+              <w:bottom w:w="20" w:type="dxa"/>
+              <w:left w:w="35" w:type="dxa"/>
+              <w:right w:w="35" w:type="dxa"/>
+            </w:tcMar>
+          </w:tcPr>
+          <w:p>
+            <w:pPr>
+              <w:jc w:val="center"/>
+            </w:pPr>
+            <w:r>
+              <w:rPr>
+                <w:sz w:val="15"/>
+              </w:rPr>
+              <w:t>6. Sıra / 27</w:t>
+            </w:r>
+          </w:p>
+        </w:tc>
+        <w:tc>
+          <w:tcPr>
+            <w:tcW w:type="dxa" w:w="2160"/>
+            <w:tcMar>
+              <w:top w:w="20" w:type="dxa"/>
+              <w:bottom w:w="20" w:type="dxa"/>
+              <w:left w:w="35" w:type="dxa"/>
+              <w:right w:w="35" w:type="dxa"/>
+            </w:tcMar>
+          </w:tcPr>
+          <w:p>
+            <w:pPr>
+              <w:jc w:val="center"/>
+            </w:pPr>
+            <w:r>
+              <w:rPr>
+                <w:sz w:val="15"/>
+              </w:rPr>
+              <w:t>3. Sıra / 28</w:t>
+            </w:r>
+          </w:p>
+        </w:tc>
+        <w:tc>
+          <w:tcPr>
+            <w:tcW w:type="dxa" w:w="2160"/>
+            <w:tcMar>
+              <w:top w:w="20" w:type="dxa"/>
+              <w:bottom w:w="20" w:type="dxa"/>
+              <w:left w:w="35" w:type="dxa"/>
+              <w:right w:w="35" w:type="dxa"/>
+            </w:tcMar>
+            <w:shd w:fill="E8F8F5"/>
+          </w:tcPr>
+          <w:p>
+            <w:pPr>
+              <w:jc w:val="center"/>
+            </w:pPr>
+            <w:r>
+              <w:rPr>
+                <w:b/>
+                <w:sz w:val="15"/>
+              </w:rPr>
+              <w:t>+3 Sıra Yükseldi</w:t>
+            </w:r>
+          </w:p>
+        </w:tc>
+        <w:tc>
+          <w:tcPr>
+            <w:tcW w:type="dxa" w:w="2160"/>
+            <w:tcMar>
+              <w:top w:w="20" w:type="dxa"/>
+              <w:bottom w:w="20" w:type="dxa"/>
+              <w:left w:w="35" w:type="dxa"/>
+              <w:right w:w="35" w:type="dxa"/>
+            </w:tcMar>
+          </w:tcPr>
+          <w:p>
+            <w:pPr>
+              <w:jc w:val="center"/>
+            </w:pPr>
+            <w:r>
+              <w:rPr>
+                <w:sz w:val="15"/>
+              </w:rPr>
+              <w:t>Sınıf İçi Başarı</w:t>
+            </w:r>
+          </w:p>
+        </w:tc>
+      </w:tr>
+      <w:tr>
+        <w:tc>
+          <w:tcPr>
+            <w:tcW w:type="dxa" w:w="2160"/>
+            <w:tcMar>
+              <w:top w:w="20" w:type="dxa"/>
+              <w:bottom w:w="20" w:type="dxa"/>
+              <w:left w:w="35" w:type="dxa"/>
+              <w:right w:w="35" w:type="dxa"/>
+            </w:tcMar>
+          </w:tcPr>
+          <w:p>
+            <w:pPr>
+              <w:jc w:val="left"/>
+            </w:pPr>
+            <w:r>
+              <w:rPr>
+                <w:sz w:val="15"/>
+              </w:rPr>
+              <w:t>Okul Derecesi</w:t>
+            </w:r>
+          </w:p>
+        </w:tc>
+        <w:tc>
+          <w:tcPr>
+            <w:tcW w:type="dxa" w:w="2160"/>
+            <w:tcMar>
+              <w:top w:w="20" w:type="dxa"/>
+              <w:bottom w:w="20" w:type="dxa"/>
+              <w:left w:w="35" w:type="dxa"/>
+              <w:right w:w="35" w:type="dxa"/>
+            </w:tcMar>
+          </w:tcPr>
+          <w:p>
+            <w:pPr>
+              <w:jc w:val="center"/>
+            </w:pPr>
+            <w:r>
+              <w:rPr>
+                <w:sz w:val="15"/>
+              </w:rPr>
+              <w:t>36. Sıra / 110</w:t>
+            </w:r>
+          </w:p>
+        </w:tc>
+        <w:tc>
+          <w:tcPr>
+            <w:tcW w:type="dxa" w:w="2160"/>
+            <w:tcMar>
+              <w:top w:w="20" w:type="dxa"/>
+              <w:bottom w:w="20" w:type="dxa"/>
+              <w:left w:w="35" w:type="dxa"/>
+              <w:right w:w="35" w:type="dxa"/>
+            </w:tcMar>
+          </w:tcPr>
+          <w:p>
+            <w:pPr>
+              <w:jc w:val="center"/>
+            </w:pPr>
+            <w:r>
+              <w:rPr>
+                <w:sz w:val="15"/>
+              </w:rPr>
+              <w:t>10. Sıra / 56</w:t>
+            </w:r>
+          </w:p>
+        </w:tc>
+        <w:tc>
+          <w:tcPr>
+            <w:tcW w:type="dxa" w:w="2160"/>
+            <w:tcMar>
+              <w:top w:w="20" w:type="dxa"/>
+              <w:bottom w:w="20" w:type="dxa"/>
+              <w:left w:w="35" w:type="dxa"/>
+              <w:right w:w="35" w:type="dxa"/>
+            </w:tcMar>
+            <w:shd w:fill="E8F8F5"/>
+          </w:tcPr>
+          <w:p>
+            <w:pPr>
+              <w:jc w:val="center"/>
+            </w:pPr>
+            <w:r>
+              <w:rPr>
+                <w:b/>
+                <w:sz w:val="15"/>
+              </w:rPr>
+              <w:t>+26 Sıra Yükseldi</w:t>
+            </w:r>
+          </w:p>
+        </w:tc>
+        <w:tc>
+          <w:tcPr>
+            <w:tcW w:type="dxa" w:w="2160"/>
+            <w:tcMar>
+              <w:top w:w="20" w:type="dxa"/>
+              <w:bottom w:w="20" w:type="dxa"/>
+              <w:left w:w="35" w:type="dxa"/>
+              <w:right w:w="35" w:type="dxa"/>
+            </w:tcMar>
+          </w:tcPr>
+          <w:p>
+            <w:pPr>
+              <w:jc w:val="center"/>
+            </w:pPr>
+            <w:r>
+              <w:rPr>
+                <w:sz w:val="15"/>
+              </w:rPr>
+              <w:t>Okul İçi Başarı</w:t>
             </w:r>
           </w:p>
         </w:tc>
@@ -1535,9 +2157,569 @@
         <w:rPr>
           <w:b/>
           <w:color w:val="006666"/>
+          <w:sz w:val="16"/>
+        </w:rPr>
+        <w:t>Branş Bazlı Net Değişim Tablosu:</w:t>
+      </w:r>
+    </w:p>
+    <w:tbl>
+      <w:tblPr>
+        <w:tblW w:type="auto" w:w="0"/>
+        <w:jc w:val="center"/>
+        <w:tblLook w:firstColumn="1" w:firstRow="1" w:lastColumn="0" w:lastRow="0" w:noHBand="0" w:noVBand="1" w:val="04A0"/>
+        <w:tblBorders>
+          <w:top w:val="single" w:sz="4" w:space="0" w:color="B0C4DE"/>
+          <w:left w:val="single" w:sz="4" w:space="0" w:color="B0C4DE"/>
+          <w:bottom w:val="single" w:sz="4" w:space="0" w:color="B0C4DE"/>
+          <w:right w:val="single" w:sz="4" w:space="0" w:color="B0C4DE"/>
+          <w:insideH w:val="single" w:sz="4" w:space="0" w:color="B0C4DE"/>
+          <w:insideV w:val="single" w:sz="4" w:space="0" w:color="B0C4DE"/>
+        </w:tblBorders>
+      </w:tblPr>
+      <w:tblGrid>
+        <w:gridCol w:w="1543"/>
+        <w:gridCol w:w="1543"/>
+        <w:gridCol w:w="1543"/>
+        <w:gridCol w:w="1543"/>
+        <w:gridCol w:w="1543"/>
+        <w:gridCol w:w="1543"/>
+        <w:gridCol w:w="1543"/>
+      </w:tblGrid>
+      <w:tr>
+        <w:tc>
+          <w:tcPr>
+            <w:tcW w:type="dxa" w:w="1543"/>
+            <w:shd w:fill="1F497D"/>
+            <w:tcMar>
+              <w:top w:w="20" w:type="dxa"/>
+              <w:bottom w:w="20" w:type="dxa"/>
+              <w:left w:w="30" w:type="dxa"/>
+              <w:right w:w="30" w:type="dxa"/>
+            </w:tcMar>
+          </w:tcPr>
+          <w:p>
+            <w:pPr>
+              <w:jc w:val="center"/>
+            </w:pPr>
+            <w:r>
+              <w:rPr>
+                <w:b/>
+                <w:color w:val="FFFFFF"/>
+                <w:sz w:val="15"/>
+              </w:rPr>
+              <w:t>Deneme Sınavı</w:t>
+            </w:r>
+          </w:p>
+        </w:tc>
+        <w:tc>
+          <w:tcPr>
+            <w:tcW w:type="dxa" w:w="1543"/>
+            <w:shd w:fill="1F497D"/>
+            <w:tcMar>
+              <w:top w:w="20" w:type="dxa"/>
+              <w:bottom w:w="20" w:type="dxa"/>
+              <w:left w:w="30" w:type="dxa"/>
+              <w:right w:w="30" w:type="dxa"/>
+            </w:tcMar>
+          </w:tcPr>
+          <w:p>
+            <w:pPr>
+              <w:jc w:val="center"/>
+            </w:pPr>
+            <w:r>
+              <w:rPr>
+                <w:b/>
+                <w:color w:val="FFFFFF"/>
+                <w:sz w:val="15"/>
+              </w:rPr>
+              <w:t>Türkçe</w:t>
+            </w:r>
+          </w:p>
+        </w:tc>
+        <w:tc>
+          <w:tcPr>
+            <w:tcW w:type="dxa" w:w="1543"/>
+            <w:shd w:fill="1F497D"/>
+            <w:tcMar>
+              <w:top w:w="20" w:type="dxa"/>
+              <w:bottom w:w="20" w:type="dxa"/>
+              <w:left w:w="30" w:type="dxa"/>
+              <w:right w:w="30" w:type="dxa"/>
+            </w:tcMar>
+          </w:tcPr>
+          <w:p>
+            <w:pPr>
+              <w:jc w:val="center"/>
+            </w:pPr>
+            <w:r>
+              <w:rPr>
+                <w:b/>
+                <w:color w:val="FFFFFF"/>
+                <w:sz w:val="15"/>
+              </w:rPr>
+              <w:t>İnkılap</w:t>
+            </w:r>
+          </w:p>
+        </w:tc>
+        <w:tc>
+          <w:tcPr>
+            <w:tcW w:type="dxa" w:w="1543"/>
+            <w:shd w:fill="1F497D"/>
+            <w:tcMar>
+              <w:top w:w="20" w:type="dxa"/>
+              <w:bottom w:w="20" w:type="dxa"/>
+              <w:left w:w="30" w:type="dxa"/>
+              <w:right w:w="30" w:type="dxa"/>
+            </w:tcMar>
+          </w:tcPr>
+          <w:p>
+            <w:pPr>
+              <w:jc w:val="center"/>
+            </w:pPr>
+            <w:r>
+              <w:rPr>
+                <w:b/>
+                <w:color w:val="FFFFFF"/>
+                <w:sz w:val="15"/>
+              </w:rPr>
+              <w:t>Din Kül.</w:t>
+            </w:r>
+          </w:p>
+        </w:tc>
+        <w:tc>
+          <w:tcPr>
+            <w:tcW w:type="dxa" w:w="1543"/>
+            <w:shd w:fill="1F497D"/>
+            <w:tcMar>
+              <w:top w:w="20" w:type="dxa"/>
+              <w:bottom w:w="20" w:type="dxa"/>
+              <w:left w:w="30" w:type="dxa"/>
+              <w:right w:w="30" w:type="dxa"/>
+            </w:tcMar>
+          </w:tcPr>
+          <w:p>
+            <w:pPr>
+              <w:jc w:val="center"/>
+            </w:pPr>
+            <w:r>
+              <w:rPr>
+                <w:b/>
+                <w:color w:val="FFFFFF"/>
+                <w:sz w:val="15"/>
+              </w:rPr>
+              <w:t>İngilizce</w:t>
+            </w:r>
+          </w:p>
+        </w:tc>
+        <w:tc>
+          <w:tcPr>
+            <w:tcW w:type="dxa" w:w="1543"/>
+            <w:shd w:fill="1F497D"/>
+            <w:tcMar>
+              <w:top w:w="20" w:type="dxa"/>
+              <w:bottom w:w="20" w:type="dxa"/>
+              <w:left w:w="30" w:type="dxa"/>
+              <w:right w:w="30" w:type="dxa"/>
+            </w:tcMar>
+          </w:tcPr>
+          <w:p>
+            <w:pPr>
+              <w:jc w:val="center"/>
+            </w:pPr>
+            <w:r>
+              <w:rPr>
+                <w:b/>
+                <w:color w:val="FFFFFF"/>
+                <w:sz w:val="15"/>
+              </w:rPr>
+              <w:t>Matematik</w:t>
+            </w:r>
+          </w:p>
+        </w:tc>
+        <w:tc>
+          <w:tcPr>
+            <w:tcW w:type="dxa" w:w="1543"/>
+            <w:shd w:fill="1F497D"/>
+            <w:tcMar>
+              <w:top w:w="20" w:type="dxa"/>
+              <w:bottom w:w="20" w:type="dxa"/>
+              <w:left w:w="30" w:type="dxa"/>
+              <w:right w:w="30" w:type="dxa"/>
+            </w:tcMar>
+          </w:tcPr>
+          <w:p>
+            <w:pPr>
+              <w:jc w:val="center"/>
+            </w:pPr>
+            <w:r>
+              <w:rPr>
+                <w:b/>
+                <w:color w:val="FFFFFF"/>
+                <w:sz w:val="15"/>
+              </w:rPr>
+              <w:t>Fen Bil.</w:t>
+            </w:r>
+          </w:p>
+        </w:tc>
+      </w:tr>
+      <w:tr>
+        <w:tc>
+          <w:tcPr>
+            <w:tcW w:type="dxa" w:w="1543"/>
+            <w:tcMar>
+              <w:top w:w="15" w:type="dxa"/>
+              <w:bottom w:w="15" w:type="dxa"/>
+              <w:left w:w="25" w:type="dxa"/>
+              <w:right w:w="25" w:type="dxa"/>
+            </w:tcMar>
+          </w:tcPr>
+          <w:p>
+            <w:pPr>
+              <w:jc w:val="center"/>
+            </w:pPr>
+            <w:r>
+              <w:rPr>
+                <w:sz w:val="15"/>
+              </w:rPr>
+              <w:t>1. PARAF LGS 1</w:t>
+            </w:r>
+          </w:p>
+        </w:tc>
+        <w:tc>
+          <w:tcPr>
+            <w:tcW w:type="dxa" w:w="1543"/>
+            <w:tcMar>
+              <w:top w:w="15" w:type="dxa"/>
+              <w:bottom w:w="15" w:type="dxa"/>
+              <w:left w:w="25" w:type="dxa"/>
+              <w:right w:w="25" w:type="dxa"/>
+            </w:tcMar>
+          </w:tcPr>
+          <w:p>
+            <w:pPr>
+              <w:jc w:val="center"/>
+            </w:pPr>
+            <w:r>
+              <w:rPr>
+                <w:sz w:val="15"/>
+              </w:rPr>
+              <w:t>8.00</w:t>
+            </w:r>
+          </w:p>
+        </w:tc>
+        <w:tc>
+          <w:tcPr>
+            <w:tcW w:type="dxa" w:w="1543"/>
+            <w:tcMar>
+              <w:top w:w="15" w:type="dxa"/>
+              <w:bottom w:w="15" w:type="dxa"/>
+              <w:left w:w="25" w:type="dxa"/>
+              <w:right w:w="25" w:type="dxa"/>
+            </w:tcMar>
+          </w:tcPr>
+          <w:p>
+            <w:pPr>
+              <w:jc w:val="center"/>
+            </w:pPr>
+            <w:r>
+              <w:rPr>
+                <w:sz w:val="15"/>
+              </w:rPr>
+              <w:t>6.00</w:t>
+            </w:r>
+          </w:p>
+        </w:tc>
+        <w:tc>
+          <w:tcPr>
+            <w:tcW w:type="dxa" w:w="1543"/>
+            <w:tcMar>
+              <w:top w:w="15" w:type="dxa"/>
+              <w:bottom w:w="15" w:type="dxa"/>
+              <w:left w:w="25" w:type="dxa"/>
+              <w:right w:w="25" w:type="dxa"/>
+            </w:tcMar>
+          </w:tcPr>
+          <w:p>
+            <w:pPr>
+              <w:jc w:val="center"/>
+            </w:pPr>
+            <w:r>
+              <w:rPr>
+                <w:sz w:val="15"/>
+              </w:rPr>
+              <w:t>10.00</w:t>
+            </w:r>
+          </w:p>
+        </w:tc>
+        <w:tc>
+          <w:tcPr>
+            <w:tcW w:type="dxa" w:w="1543"/>
+            <w:tcMar>
+              <w:top w:w="15" w:type="dxa"/>
+              <w:bottom w:w="15" w:type="dxa"/>
+              <w:left w:w="25" w:type="dxa"/>
+              <w:right w:w="25" w:type="dxa"/>
+            </w:tcMar>
+          </w:tcPr>
+          <w:p>
+            <w:pPr>
+              <w:jc w:val="center"/>
+            </w:pPr>
+            <w:r>
+              <w:rPr>
+                <w:sz w:val="15"/>
+              </w:rPr>
+              <w:t>10.00</w:t>
+            </w:r>
+          </w:p>
+        </w:tc>
+        <w:tc>
+          <w:tcPr>
+            <w:tcW w:type="dxa" w:w="1543"/>
+            <w:tcMar>
+              <w:top w:w="15" w:type="dxa"/>
+              <w:bottom w:w="15" w:type="dxa"/>
+              <w:left w:w="25" w:type="dxa"/>
+              <w:right w:w="25" w:type="dxa"/>
+            </w:tcMar>
+          </w:tcPr>
+          <w:p>
+            <w:pPr>
+              <w:jc w:val="center"/>
+            </w:pPr>
+            <w:r>
+              <w:rPr>
+                <w:sz w:val="15"/>
+              </w:rPr>
+              <w:t>6.33</w:t>
+            </w:r>
+          </w:p>
+        </w:tc>
+        <w:tc>
+          <w:tcPr>
+            <w:tcW w:type="dxa" w:w="1543"/>
+            <w:tcMar>
+              <w:top w:w="15" w:type="dxa"/>
+              <w:bottom w:w="15" w:type="dxa"/>
+              <w:left w:w="25" w:type="dxa"/>
+              <w:right w:w="25" w:type="dxa"/>
+            </w:tcMar>
+          </w:tcPr>
+          <w:p>
+            <w:pPr>
+              <w:jc w:val="center"/>
+            </w:pPr>
+            <w:r>
+              <w:rPr>
+                <w:sz w:val="15"/>
+              </w:rPr>
+              <w:t>10.67</w:t>
+            </w:r>
+          </w:p>
+        </w:tc>
+      </w:tr>
+      <w:tr>
+        <w:tc>
+          <w:tcPr>
+            <w:tcW w:type="dxa" w:w="1543"/>
+            <w:tcMar>
+              <w:top w:w="15" w:type="dxa"/>
+              <w:bottom w:w="15" w:type="dxa"/>
+              <w:left w:w="25" w:type="dxa"/>
+              <w:right w:w="25" w:type="dxa"/>
+            </w:tcMar>
+          </w:tcPr>
+          <w:p>
+            <w:pPr>
+              <w:jc w:val="center"/>
+            </w:pPr>
+            <w:r>
+              <w:rPr>
+                <w:b/>
+                <w:sz w:val="15"/>
+              </w:rPr>
+              <w:t>Net Farkı (+/-)</w:t>
+            </w:r>
+          </w:p>
+        </w:tc>
+        <w:tc>
+          <w:tcPr>
+            <w:tcW w:type="dxa" w:w="1543"/>
+            <w:tcMar>
+              <w:top w:w="15" w:type="dxa"/>
+              <w:bottom w:w="15" w:type="dxa"/>
+              <w:left w:w="25" w:type="dxa"/>
+              <w:right w:w="25" w:type="dxa"/>
+            </w:tcMar>
+            <w:shd w:fill="E8F8F5"/>
+          </w:tcPr>
+          <w:p>
+            <w:pPr>
+              <w:jc w:val="center"/>
+            </w:pPr>
+            <w:r>
+              <w:rPr>
+                <w:b/>
+                <w:sz w:val="15"/>
+              </w:rPr>
+              <w:t>+8.00</w:t>
+            </w:r>
+          </w:p>
+        </w:tc>
+        <w:tc>
+          <w:tcPr>
+            <w:tcW w:type="dxa" w:w="1543"/>
+            <w:tcMar>
+              <w:top w:w="15" w:type="dxa"/>
+              <w:bottom w:w="15" w:type="dxa"/>
+              <w:left w:w="25" w:type="dxa"/>
+              <w:right w:w="25" w:type="dxa"/>
+            </w:tcMar>
+            <w:shd w:fill="E8F8F5"/>
+          </w:tcPr>
+          <w:p>
+            <w:pPr>
+              <w:jc w:val="center"/>
+            </w:pPr>
+            <w:r>
+              <w:rPr>
+                <w:b/>
+                <w:sz w:val="15"/>
+              </w:rPr>
+              <w:t>+2.67</w:t>
+            </w:r>
+          </w:p>
+        </w:tc>
+        <w:tc>
+          <w:tcPr>
+            <w:tcW w:type="dxa" w:w="1543"/>
+            <w:tcMar>
+              <w:top w:w="15" w:type="dxa"/>
+              <w:bottom w:w="15" w:type="dxa"/>
+              <w:left w:w="25" w:type="dxa"/>
+              <w:right w:w="25" w:type="dxa"/>
+            </w:tcMar>
+            <w:shd w:fill="FDEDEC"/>
+          </w:tcPr>
+          <w:p>
+            <w:pPr>
+              <w:jc w:val="center"/>
+            </w:pPr>
+            <w:r>
+              <w:rPr>
+                <w:b/>
+                <w:sz w:val="15"/>
+              </w:rPr>
+              <w:t>-1.33</w:t>
+            </w:r>
+          </w:p>
+        </w:tc>
+        <w:tc>
+          <w:tcPr>
+            <w:tcW w:type="dxa" w:w="1543"/>
+            <w:tcMar>
+              <w:top w:w="15" w:type="dxa"/>
+              <w:bottom w:w="15" w:type="dxa"/>
+              <w:left w:w="25" w:type="dxa"/>
+              <w:right w:w="25" w:type="dxa"/>
+            </w:tcMar>
+            <w:shd w:fill="FDEDEC"/>
+          </w:tcPr>
+          <w:p>
+            <w:pPr>
+              <w:jc w:val="center"/>
+            </w:pPr>
+            <w:r>
+              <w:rPr>
+                <w:b/>
+                <w:sz w:val="15"/>
+              </w:rPr>
+              <w:t>-4.00</w:t>
+            </w:r>
+          </w:p>
+        </w:tc>
+        <w:tc>
+          <w:tcPr>
+            <w:tcW w:type="dxa" w:w="1543"/>
+            <w:tcMar>
+              <w:top w:w="15" w:type="dxa"/>
+              <w:bottom w:w="15" w:type="dxa"/>
+              <w:left w:w="25" w:type="dxa"/>
+              <w:right w:w="25" w:type="dxa"/>
+            </w:tcMar>
+            <w:shd w:fill="E8F8F5"/>
+          </w:tcPr>
+          <w:p>
+            <w:pPr>
+              <w:jc w:val="center"/>
+            </w:pPr>
+            <w:r>
+              <w:rPr>
+                <w:b/>
+                <w:sz w:val="15"/>
+              </w:rPr>
+              <w:t>+7.67</w:t>
+            </w:r>
+          </w:p>
+        </w:tc>
+        <w:tc>
+          <w:tcPr>
+            <w:tcW w:type="dxa" w:w="1543"/>
+            <w:tcMar>
+              <w:top w:w="15" w:type="dxa"/>
+              <w:bottom w:w="15" w:type="dxa"/>
+              <w:left w:w="25" w:type="dxa"/>
+              <w:right w:w="25" w:type="dxa"/>
+            </w:tcMar>
+            <w:shd w:fill="E8F8F5"/>
+          </w:tcPr>
+          <w:p>
+            <w:pPr>
+              <w:jc w:val="center"/>
+            </w:pPr>
+            <w:r>
+              <w:rPr>
+                <w:b/>
+                <w:sz w:val="15"/>
+              </w:rPr>
+              <w:t>+6.66</w:t>
+            </w:r>
+          </w:p>
+        </w:tc>
+      </w:tr>
+    </w:tbl>
+    <w:p>
+      <w:pPr>
+        <w:spacing w:before="40" w:after="40"/>
+      </w:pPr>
+      <w:r>
+        <w:rPr>
+          <w:b/>
+          <w:color w:val="0E6655"/>
+          <w:sz w:val="16"/>
+        </w:rPr>
+        <w:t xml:space="preserve">⭐ En Yüksek Artış: Türkçe (+8.00 Net)  |  </w:t>
+      </w:r>
+      <w:r>
+        <w:rPr>
+          <w:b/>
+          <w:color w:val="B41414"/>
+          <w:sz w:val="16"/>
+        </w:rPr>
+        <w:t>⚠️ Takip / Müdahale Alanı: İngilizce (-4.00 Net)</w:t>
+      </w:r>
+    </w:p>
+    <w:p>
+      <w:pPr>
+        <w:spacing w:before="60" w:after="20"/>
+      </w:pPr>
+      <w:r>
+        <w:rPr>
+          <w:b/>
+          <w:color w:val="006666"/>
           <w:sz w:val="18"/>
         </w:rPr>
-        <w:t>1. GENEL KAZANIM BAŞARI VE EKSİK ENVANTERİ</w:t>
+        <w:t>2. GENEL KAZANIM BAŞARI VE EKSİK ENVANTERİ</w:t>
       </w:r>
     </w:p>
     <w:p>
@@ -1557,7 +2739,7 @@
           <w:color w:val="B41414"/>
           <w:sz w:val="16"/>
         </w:rPr>
-        <w:t>Türkçe: Sözcük ve Sözcük Gruplarında Anlam, Türkçe: Öznel ve Nesnel Anlatımlı Cümleler, Türkçe: Görsel Yorumlama, Türkçe: FİİLİMSİLER, Türkçe: Sebep-Sonuç, Amaç-Sonuç Cümleleri, Türkçe: Büyük Harflerin Kullanıldığı Yerler, Matematik: Üslü İfadelerle İlgili Temel Kuralları Anlar, Birbirine Denk İfadeler Oluşturur.</w:t>
+        <w:t>Türkçe: Düşünceyi Geliştirme Yolları, İngilizce: The Internet</w:t>
       </w:r>
     </w:p>
     <w:p>
@@ -1576,7 +2758,7 @@
         <w:rPr>
           <w:sz w:val="16"/>
         </w:rPr>
-        <w:t>İnkılap Tarihi: Adım Adım Liderliğe (%33), Matematik: İki Doğal Sayının En Büyük Ortak Bölenini (Ebob) ve En Küçük Ortak Katını (Ekok) Hesaplar, İlgili Problemleri Çözer. (%43)</w:t>
+        <w:t>Kritik eksik kazanım tespit edilmedi.</w:t>
       </w:r>
     </w:p>
     <w:p>
@@ -1596,7 +2778,7 @@
           <w:color w:val="0E6655"/>
           <w:sz w:val="16"/>
         </w:rPr>
-        <w:t>22 adet kazanımda %100 tam başarı sağlandı.</w:t>
+        <w:t>20 adet kazanımda %100 tam başarı sağlandı.</w:t>
       </w:r>
     </w:p>
     <w:p>
@@ -1609,7 +2791,7 @@
           <w:color w:val="1F497D"/>
           <w:sz w:val="18"/>
         </w:rPr>
-        <w:t>2. TÜM DERSLER İÇİN KİŞİSELLEŞTİRİLMİŞ BRANŞ GELİŞİM REÇETELERİ</w:t>
+        <w:t>3. TÜM DERSLER İÇİN KİŞİSELLEŞTİRİLMİŞ BRANŞ GELİŞİM REÇETELERİ</w:t>
       </w:r>
     </w:p>
     <w:tbl>
@@ -1659,7 +2841,7 @@
                 <w:color w:val="3C3C3C"/>
                 <w:sz w:val="15"/>
               </w:rPr>
-              <w:t>[Net: 10.67 | D: 13 | Y: 7 | B: 0 | Başarı: %53.3]</w:t>
+              <w:t>[Net: 17.33 | D: 18 | Y: 2 | B: 0 | Başarı: %86.6]</w:t>
             </w:r>
           </w:p>
         </w:tc>
@@ -1691,7 +2873,7 @@
               <w:rPr>
                 <w:sz w:val="15"/>
               </w:rPr>
-              <w:t>Mevsimlerin Oluşumu: %57.1 | İklim ve Hava Hareketleri: %83.3</w:t>
+              <w:t>Mevsimlerin Oluşumu: %90.0 | DNA ve Genetik Kod: %100.0 | İklim ve Hava Olayları: %80.0 | DNA ve Yapısı: %100.0 | DNA'nı Eşlenmesi: %100.0</w:t>
             </w:r>
           </w:p>
           <w:p>
@@ -1710,7 +2892,7 @@
               <w:rPr>
                 <w:sz w:val="15"/>
               </w:rPr>
-              <w:t>Mevsimlerin Oluşumu (%57), İklim ve Hava Hareketleri (%83)</w:t>
+              <w:t>Mevsimlerin Oluşumu (%90), İklim ve Hava Olayları (%80)</w:t>
             </w:r>
           </w:p>
           <w:p>
@@ -1729,7 +2911,7 @@
               <w:rPr>
                 <w:sz w:val="15"/>
               </w:rPr>
-              <w:t>Fen Bilimleri netin: 10.67 (13 Doğru, 7 Yanlış, 0 Boş). Sağlam bir altyapın var ancak 7 yanlış netini aşağı çekmiş. Özellikle 'Mevsimlerin Oluşumu' konusundaki (%57) 21 Haziran/21 Aralık gün dönümleri ve birim alana düşen enerji miktarı şemalarını 3D simülasyonla tekrar etmelisin. Deney sorularında bağımsız değişkeni kenara yaz; haftalık 45 fen sorusu çöz.</w:t>
+              <w:t>Fen Bilimleri netin: 17.33 (18 Doğru, 2 Yanlış, 0 Boş). Kavramsal kavrayışın ve deney yorumlama becerin çok yüksek. Tek hata yaptığın 'Mevsimlerin Oluşumu'ndaki (%90) eksen eğikliği ve Güneş ışınlarının geliş açısı grafiklerini pekiştirerek 20'de 20 full hedefini yakalayabilirsin.</w:t>
             </w:r>
           </w:p>
           <w:p>
@@ -1742,20 +2924,20 @@
                 <w:color w:val="C0392B"/>
                 <w:sz w:val="15"/>
               </w:rPr>
-              <w:t xml:space="preserve">📺 Önerilen YouTube Desteği (Orta Seviye): </w:t>
+              <w:t xml:space="preserve">📺 Önerilen YouTube Desteği (İleri Düzey (Şampiyon)): </w:t>
             </w:r>
             <w:r>
               <w:rPr>
                 <w:b/>
                 <w:sz w:val="15"/>
               </w:rPr>
-              <w:t xml:space="preserve">Kanal: Mehmet Hoca ile Fen | </w:t>
+              <w:t xml:space="preserve">Kanal: Hız Yayınları veya DNZ Hoca | </w:t>
             </w:r>
             <w:r>
               <w:rPr>
                 <w:sz w:val="15"/>
               </w:rPr>
-              <w:t>Odak: Kazanım Pekiştirme &amp; Deney Analizi. Taktik: Deney sorularındaki bağımsız/bağımlı/kontrol değişkeni çözüm adımlarını birebir uygula.</w:t>
+              <w:t>Odak: İleri Seviye Grafik &amp; Deney Yorumlama. Taktik: Karmaşık grafik ve çok adımlı deney sorularında hızlı yorumlama tekniklerini not al.</w:t>
             </w:r>
           </w:p>
         </w:tc>
@@ -1813,7 +2995,7 @@
                 <w:color w:val="3C3C3C"/>
                 <w:sz w:val="15"/>
               </w:rPr>
-              <w:t>[Net: 6.33 | D: 9 | Y: 8 | B: 3 | Başarı: %31.6]</w:t>
+              <w:t>[Net: 14.00 | D: 15 | Y: 3 | B: 2 | Başarı: %70.0]</w:t>
             </w:r>
           </w:p>
         </w:tc>
@@ -1845,26 +3027,7 @@
               <w:rPr>
                 <w:sz w:val="15"/>
               </w:rPr>
-              <w:t>Çarpanlar ve Katlar / Asal Çarpanlar: %75 | EBOB-EKOK Problemleri: %43 | Üslü İfadeler Temel Kuralları: %0 | Aralarında Asal Sayılar: %67 | Tam Sayı Kuvvetleri (Negatif Üs): %50</w:t>
-            </w:r>
-          </w:p>
-          <w:p>
-            <w:pPr>
-              <w:spacing w:after="20"/>
-            </w:pPr>
-            <w:r>
-              <w:rPr>
-                <w:b/>
-                <w:color w:val="B41414"/>
-                <w:sz w:val="15"/>
-              </w:rPr>
-              <w:t xml:space="preserve">🔴 Sıfır Çekilen Kazanımlar (%0): </w:t>
-            </w:r>
-            <w:r>
-              <w:rPr>
-                <w:sz w:val="15"/>
-              </w:rPr>
-              <w:t>Üslü İfadeler Temel Kuralları</w:t>
+              <w:t>Çarpanlar ve Katlar: %71 | Ebob-Ekok Problemleri: %100 | Üslü İfadeler: %67</w:t>
             </w:r>
           </w:p>
           <w:p>
@@ -1883,7 +3046,7 @@
               <w:rPr>
                 <w:sz w:val="15"/>
               </w:rPr>
-              <w:t>Çarpanlar ve Katlar / Asal Çarpanlar (%75), EBOB-EKOK Problemleri (%43), Aralarında Asal Sayılar (%67), Tam Sayı Kuvvetleri (Negatif Üs) (%50)</w:t>
+              <w:t>Çarpanlar ve Katlar (%71), Üslü İfadeler (%67)</w:t>
             </w:r>
           </w:p>
           <w:p>
@@ -1902,7 +3065,7 @@
               <w:rPr>
                 <w:sz w:val="15"/>
               </w:rPr>
-              <w:t>Matematik netin: 6.33 (9 Doğru, 8 Yanlış, 3 Boş). Temel matematik altyapın oluşmuş ancak 8 yanlış ve 3 boş puanını sınırlamış. Sıfır çektiğin 'Üslü İfadeler Temel Kuralları' konusunu konu anlatım fasikülünden baştan tara. Kritik açıkların olan [Çarpanlar ve Katlar / Asal Çarpanlar (%75), EBOB-EKOK Problemleri (%43), Aralarında Asal Sayılar (%67), Tam Sayı Kuvvetleri (Negatif Üs) (%50)] konularında 'Verilenleri Yaz -&gt; Şemayı Çiz -&gt; Matematiksel Modeli Kur' 3 adımlı protokolünü uygula. Günde en az 20 adet yeni nesil soru çözerek işlem hızını artır.</w:t>
+              <w:t>Matematik netin: 14.00 (15 Doğru, 3 Yanlış, 2 Boş). Yeni nesil problem çözme ve modelleme becerin okul zirvesindedir. Sınavda tek net kaybının yaşandığı 'Çarpanlar ve Katlar, Üslü İfadeler' konusundaki uç soru kalıplarına odaklanarak 20'de 20 full yapabilirsin. Süreli branş denemelerine devam et.</w:t>
             </w:r>
           </w:p>
           <w:p>
@@ -1915,20 +3078,20 @@
                 <w:color w:val="C0392B"/>
                 <w:sz w:val="15"/>
               </w:rPr>
-              <w:t xml:space="preserve">📺 Önerilen YouTube Desteği (Temel Seviye): </w:t>
+              <w:t xml:space="preserve">📺 Önerilen YouTube Desteği (Orta Seviye): </w:t>
             </w:r>
             <w:r>
               <w:rPr>
                 <w:b/>
                 <w:sz w:val="15"/>
               </w:rPr>
-              <w:t xml:space="preserve">Kanal: Partikül Matematik | </w:t>
+              <w:t xml:space="preserve">Kanal: İMT Hoca | </w:t>
             </w:r>
             <w:r>
               <w:rPr>
                 <w:sz w:val="15"/>
               </w:rPr>
-              <w:t>Odak: Temel Kavramlar &amp; Adım Adım Konu Anlatımı. Taktik: Videoyu durdurarak hocayla birlikte işlem yap; temel soru tiplerini not alıp kavrama testlerine geç.</w:t>
+              <w:t>Odak: Yeni Nesile Geçiş &amp; Soru Çözüm Taktikleri. Taktik: Yeni nesil sorularda verilenleri şemaya dökme ve matematiksel model kurma tekniklerine odaklan.</w:t>
             </w:r>
           </w:p>
         </w:tc>
@@ -1986,7 +3149,7 @@
                 <w:color w:val="3C3C3C"/>
                 <w:sz w:val="15"/>
               </w:rPr>
-              <w:t>[Net: 8.00 | D: 11 | Y: 9 | B: 0 | Başarı: %40.0]</w:t>
+              <w:t>[Net: 16.00 | D: 17 | Y: 3 | B: 0 | Başarı: %80.0]</w:t>
             </w:r>
           </w:p>
         </w:tc>
@@ -2018,7 +3181,7 @@
               <w:rPr>
                 <w:sz w:val="15"/>
               </w:rPr>
-              <w:t>9/16 Tam Başarı | Gelişim Alanları: Sözcük ve Sözcük Gruplarında Anlam: %0 | Öznel ve Nesnel Anlatımlı Cümleler: %0 | Tablo ve Grafik Yorumlama: %50 | Görsel Yorumlama: %0</w:t>
+              <w:t>8/16 Tam Başarı | Gelişim Alanları: Sözcükte Anlam: %75 | Düşünceyi Geliştirme Yolları: %0 | Grafik ve Tablo Okuma: %50</w:t>
             </w:r>
           </w:p>
           <w:p>
@@ -2037,7 +3200,7 @@
               <w:rPr>
                 <w:sz w:val="15"/>
               </w:rPr>
-              <w:t>Sözcük ve Sözcük Gruplarında Anlam, Öznel ve Nesnel Anlatımlı Cümleler, Görsel Yorumlama, FİİLİMSİLER, Sebep-Sonuç, Amaç-Sonuç Cümleleri, Büyük Harflerin Kullanıldığı Yerler</w:t>
+              <w:t>Düşünceyi Geliştirme Yolları</w:t>
             </w:r>
           </w:p>
           <w:p>
@@ -2056,7 +3219,7 @@
               <w:rPr>
                 <w:sz w:val="15"/>
               </w:rPr>
-              <w:t>Tablo ve Grafik Yorumlama (%50)</w:t>
+              <w:t>Sözcükte Anlam (%75), Grafik ve Tablo Okuma (%50)</w:t>
             </w:r>
           </w:p>
           <w:p>
@@ -2075,7 +3238,7 @@
               <w:rPr>
                 <w:sz w:val="15"/>
               </w:rPr>
-              <w:t>Türkçe branş netin: 8.00 (11 Doğru, 9 Yanlış, 0 Boş). Türkçe branşında 9 yanlış ciddi bir net kaybına yol açmış (8.00 Net). Acilen sıfır çektiğin [Sözcük ve Sözcük Gruplarında Anlam, Öznel ve Nesnel Anlatımlı Cümleler, Görsel Yorumlama] konularını konu fasikülünden çalış. Paragrafı kendi yorumunla değil metindeki kanıtla çöz; günde 20 paragraf + 10 dil bilgisi çöz.</w:t>
+              <w:t>Türkçe branş netin: 16.00 (17 Doğru, 3 Yanlış, 0 Boş). Okuduğunu anlama, çıkarım ve muhakeme gücün çok yüksek. Sıfır çektiğin 'Düşünceyi Geliştirme Yolları' konusundaki soru köklerine ve çeldiricilere dikkat ederek 20'de 20 yapabilirsin.</w:t>
             </w:r>
           </w:p>
           <w:p>
@@ -2088,20 +3251,20 @@
                 <w:color w:val="C0392B"/>
                 <w:sz w:val="15"/>
               </w:rPr>
-              <w:t xml:space="preserve">📺 Önerilen YouTube Desteği (Orta Seviye): </w:t>
+              <w:t xml:space="preserve">📺 Önerilen YouTube Desteği (İleri Düzey (Şampiyon)): </w:t>
             </w:r>
             <w:r>
               <w:rPr>
                 <w:b/>
                 <w:sz w:val="15"/>
               </w:rPr>
-              <w:t xml:space="preserve">Kanal: Hız Yayınları veya Ebubekir Hoca ile Türkçe | </w:t>
+              <w:t xml:space="preserve">Kanal: Hız Yayınları veya Ebubekir Hoca | </w:t>
             </w:r>
             <w:r>
               <w:rPr>
                 <w:sz w:val="15"/>
               </w:rPr>
-              <w:t>Odak: Paragraf Taktikleri &amp; Çeldirici Eleme. Taktik: Paragraf sorularında hocanın anahtar kelimeleri ve metin kanıtlarını nasıl çizdiğine dikkat et.</w:t>
+              <w:t>Odak: MEB Çıkmış &amp; Özgün Yeni Nesil Çözümleri. Taktik: İki güçlü çeldirici arasında kaldığında doğru seçeneğe götüren mantık ipuçlarını incele.</w:t>
             </w:r>
           </w:p>
         </w:tc>
@@ -2159,7 +3322,7 @@
                 <w:color w:val="3C3C3C"/>
                 <w:sz w:val="15"/>
               </w:rPr>
-              <w:t>[Net: 6.00 | D: 7 | Y: 3 | B: 0 | Başarı: %60.0]</w:t>
+              <w:t>[Net: 8.67 | D: 9 | Y: 1 | B: 0 | Başarı: %86.7]</w:t>
             </w:r>
           </w:p>
         </w:tc>
@@ -2191,7 +3354,7 @@
               <w:rPr>
                 <w:sz w:val="15"/>
               </w:rPr>
-              <w:t>Mustafa Kemal'in Öğrenim Hayatı: %100 | Uyanan Avrupa ve Sarsılan Osmanlı: %67 | Mustafa Kemal'in Fikir Hayatını Etkileyen Olaylar: %100 | Mustafa Kemal'in Askerlik Hayatı: %33</w:t>
+              <w:t>20. Yüzyıl Başlarında Osmanlı: %100 | M. Kemal'in Fikir Hayatını Etkileyen Olay ve Kişiler: %100 | M. Kemal'in Çocukluk Dönemi ve Öğrenim Hayatı: %67 | M. Kemal'İn Askerlik Hayatı: %100</w:t>
             </w:r>
           </w:p>
           <w:p>
@@ -2210,7 +3373,7 @@
               <w:rPr>
                 <w:sz w:val="15"/>
               </w:rPr>
-              <w:t>Uyanan Avrupa ve Sarsılan Osmanlı (%67), Mustafa Kemal'in Askerlik Hayatı (%33)</w:t>
+              <w:t>M. Kemal'in Çocukluk Dönemi ve Öğrenim Hayatı (%67)</w:t>
             </w:r>
           </w:p>
           <w:p>
@@ -2229,7 +3392,7 @@
               <w:rPr>
                 <w:sz w:val="15"/>
               </w:rPr>
-              <w:t>İnkılap Tarihi netin: 6.00 (7 Doğru, 3 Yanlış, 0 Boş). Hedeflenen seviyenin altında kalındı (6.00 Net). Pekiştirilmesi gereken [Uyanan Avrupa ve Sarsılan Osmanlı (%67), Mustafa Kemal'in Askerlik Hayatı (%33)] konularında kronoloji tablosu çıkar. Sorularda 'Yalnızca bu bilgiye göre' köklerine dikkat et; metne sadık kal. Haftalık 25 soru çöz.</w:t>
+              <w:t>İnkılap Tarihi netin: 8.67 (9 Doğru, 1 Yanlış, 0 Boş). Tarihsel kronoloji ve neden-sonuç analiz kabiliyetin çok güçlü. Tek net kaybının yaşandığı 'M. Kemal'in Çocukluk Dönemi ve Öğrenim Hayatı' konusundaki kavram haritasını inceleyerek 10'da 10 full hedefini sürdür.</w:t>
             </w:r>
           </w:p>
           <w:p>
@@ -2242,20 +3405,20 @@
                 <w:color w:val="C0392B"/>
                 <w:sz w:val="15"/>
               </w:rPr>
-              <w:t xml:space="preserve">📺 Önerilen YouTube Desteği (Orta Seviye): </w:t>
+              <w:t xml:space="preserve">📺 Önerilen YouTube Desteği (İleri Düzey (Şampiyon)): </w:t>
             </w:r>
             <w:r>
               <w:rPr>
                 <w:b/>
                 <w:sz w:val="15"/>
               </w:rPr>
-              <w:t xml:space="preserve">Kanal: Sosyal Kale | </w:t>
+              <w:t xml:space="preserve">Kanal: Buğra Hoca – Sosyal Bilgiler Dersliği | </w:t>
             </w:r>
             <w:r>
               <w:rPr>
                 <w:sz w:val="15"/>
               </w:rPr>
-              <w:t>Odak: Soru Çözüm Taktikleri &amp; Neden-Sonuç İlişkisi. Taktik: 'Yalnızca bu bilgiye göre' tarzı sorularda metin dışına çıkmama kuralını pekiştir.</w:t>
+              <w:t>Odak: Kritik Çeldiriciler &amp; MEB Tarzı Uç Sorular. Taktik: Tarihsel kavramların güncel yorumlarla ilişkilendirildiği zor soru tiplerine odaklan.</w:t>
             </w:r>
           </w:p>
         </w:tc>
@@ -2313,7 +3476,7 @@
                 <w:color w:val="3C3C3C"/>
                 <w:sz w:val="15"/>
               </w:rPr>
-              <w:t>[Net: 10.00 | D: 10 | Y: 0 | B: 0 | Başarı: %100.0]</w:t>
+              <w:t>[Net: 8.67 | D: 9 | Y: 1 | B: 0 | Başarı: %86.7]</w:t>
             </w:r>
           </w:p>
         </w:tc>
@@ -2345,7 +3508,26 @@
               <w:rPr>
                 <w:sz w:val="15"/>
               </w:rPr>
-              <w:t>Kader ve Kaza İnancı: %100 | İnsanın İradesi ve Kader: %100 | Kader Kavramları (Ömür, Ecel, Rızık, Tevekkül): %100 | Ayet el-Kürsi ve Anlamı: %100 | Hz. Musa (A.S.) ve Mücadelesi: %100</w:t>
+              <w:t>Kaza Ve Kader: %100 | İnsanın Özgürlüğü Ve Sorumluluğu: %67 | Kaderle İlgili Kavramlar: %100</w:t>
+            </w:r>
+          </w:p>
+          <w:p>
+            <w:pPr>
+              <w:spacing w:after="20"/>
+            </w:pPr>
+            <w:r>
+              <w:rPr>
+                <w:b/>
+                <w:color w:val="B46400"/>
+                <w:sz w:val="15"/>
+              </w:rPr>
+              <w:t xml:space="preserve">🟡 Pekiştirilecek Kazanımlar (&lt;%100): </w:t>
+            </w:r>
+            <w:r>
+              <w:rPr>
+                <w:sz w:val="15"/>
+              </w:rPr>
+              <w:t>İnsanın Özgürlüğü Ve Sorumluluğu (%67)</w:t>
             </w:r>
           </w:p>
           <w:p>
@@ -2364,7 +3546,7 @@
               <w:rPr>
                 <w:sz w:val="15"/>
               </w:rPr>
-              <w:t>Din Kültürü netin: 10.00 (10 Doğru, 0 Yanlış, 0 Boş). Kavram ve ayet yorumlama hakimiyetin yüksek. 5 kazanımın tamamında %100 tam başarı sağladın. Formunu haftalık 15 soruyla koru.</w:t>
+              <w:t>Din Kültürü netin: 8.67 (9 Doğru, 1 Yanlış, 0 Boş). Kavram ve ayet yorumlama hakimiyetin yüksek. Tek net kaybının yaşandığı 'İnsanın Özgürlüğü Ve Sorumluluğu' konusundaki kavram veya ayet mealini inceleyerek 10'da 10 yapabilirsin.</w:t>
             </w:r>
           </w:p>
           <w:p>
@@ -2448,7 +3630,7 @@
                 <w:color w:val="3C3C3C"/>
                 <w:sz w:val="15"/>
               </w:rPr>
-              <w:t>[Net: 10.00 | D: 10 | Y: 0 | B: 0 | Başarı: %100.0]</w:t>
+              <w:t>[Net: 6.00 | D: 7 | Y: 3 | B: 0 | Başarı: %60.0]</w:t>
             </w:r>
           </w:p>
         </w:tc>
@@ -2480,7 +3662,45 @@
               <w:rPr>
                 <w:sz w:val="15"/>
               </w:rPr>
-              <w:t>Davet Kartları / Mektupları (Invitation): %100 | Daveti Kabul &amp; Reddetme Kalıpları: %100 | Basit Sorular Sorma (Simple Inquiries): %100 | Friendship Okuduğunu Anlama: %100 | Kişisel Özellikler / Sıfatlar (Qualities): %100 | Mazeret Bildirme ve Özür Dileme: %100</w:t>
+              <w:t>Teklif Yapma, Kabul Etme, Özür Dileme: %100 | Frıendshıp: %50 | The Internet: %0 | Tercihleri İfade Etme: %100 | Soru Cümlesi: %100</w:t>
+            </w:r>
+          </w:p>
+          <w:p>
+            <w:pPr>
+              <w:spacing w:after="20"/>
+            </w:pPr>
+            <w:r>
+              <w:rPr>
+                <w:b/>
+                <w:color w:val="B41414"/>
+                <w:sz w:val="15"/>
+              </w:rPr>
+              <w:t xml:space="preserve">🔴 Sıfır Çekilen Kazanımlar (%0): </w:t>
+            </w:r>
+            <w:r>
+              <w:rPr>
+                <w:sz w:val="15"/>
+              </w:rPr>
+              <w:t>The Internet</w:t>
+            </w:r>
+          </w:p>
+          <w:p>
+            <w:pPr>
+              <w:spacing w:after="20"/>
+            </w:pPr>
+            <w:r>
+              <w:rPr>
+                <w:b/>
+                <w:color w:val="B46400"/>
+                <w:sz w:val="15"/>
+              </w:rPr>
+              <w:t xml:space="preserve">🟡 Pekiştirilecek Kazanımlar (&lt;%100): </w:t>
+            </w:r>
+            <w:r>
+              <w:rPr>
+                <w:sz w:val="15"/>
+              </w:rPr>
+              <w:t>Frıendshıp (%50)</w:t>
             </w:r>
           </w:p>
           <w:p>
@@ -2499,7 +3719,7 @@
               <w:rPr>
                 <w:sz w:val="15"/>
               </w:rPr>
-              <w:t>İngilizce branş netin: 10.00 (10 Doğru, 0 Yanlış, 0 Boş). Friendship ünitesi kelime ve diyalog hakimiyetin çok iyi. 6 kazanımın tamamında %100 tam başarı sağladın. Soru köklerindeki olumsuz ifadelere (NOT, except) dikkat et.</w:t>
+              <w:t>İngilizce branş netin: 6.00 (7 Doğru, 3 Yanlış, 0 Boş). İngilizce branşında 6.00 net ile hedefin gerisinde kalındı. Sıfır çektiğin [The Internet] soru kalıplarını tekrar et. Pekiştirilmesi gereken [Frıendshıp (%50)] kalıplarını çalış. Davet etme (Would you like...), kabul/ret ve mazeret kalıplarını ve Friendship sıfatlarını her gün 5 kelime kartıyla çalış. Rastgele işaretleme yapma.</w:t>
             </w:r>
           </w:p>
           <w:p>
@@ -2512,20 +3732,20 @@
                 <w:color w:val="C0392B"/>
                 <w:sz w:val="15"/>
               </w:rPr>
-              <w:t xml:space="preserve">📺 Önerilen YouTube Desteği (İleri Düzey (Şampiyon)): </w:t>
+              <w:t xml:space="preserve">📺 Önerilen YouTube Desteği (Orta Seviye): </w:t>
             </w:r>
             <w:r>
               <w:rPr>
                 <w:b/>
                 <w:sz w:val="15"/>
               </w:rPr>
-              <w:t xml:space="preserve">Kanal: Ümitcan Hoca | </w:t>
+              <w:t xml:space="preserve">Kanal: Dilek Demirel | </w:t>
             </w:r>
             <w:r>
               <w:rPr>
                 <w:sz w:val="15"/>
               </w:rPr>
-              <w:t>Odak: Yeni Nesil Okuma Parçaları, Tablo &amp; Grafik Yorumlama. Taktik: Afiş, davetiye ve soru kökündeki 'NOT / except' gibi olumsuzluk ifadelerine dikkat ederek hızlan.</w:t>
+              <w:t>Odak: Diyalog Tamamlama &amp; Soru Çözüm Metotları. Taktik: Davet, kabul, ret ve mazeret cümlelerini diyalog içi bağlamıyla öğren.</w:t>
             </w:r>
           </w:p>
         </w:tc>
@@ -2546,7 +3766,7 @@
           <w:color w:val="006666"/>
           <w:sz w:val="18"/>
         </w:rPr>
-        <w:t>3. KİŞİSELLEŞTİRİLMİŞ HEDEFLER VE EYLEM TAKVİMİ</w:t>
+        <w:t>4. KİŞİSELLEŞTİRİLMİŞ HEDEFLER VE EYLEM TAKVİMİ</w:t>
       </w:r>
     </w:p>
     <w:p>
@@ -2565,7 +3785,7 @@
         <w:rPr>
           <w:sz w:val="16"/>
         </w:rPr>
-        <w:t>55.0 Net (İlk hedefli konu tekrarları ve ödev kontrolü sonrası)</w:t>
+        <w:t>74.17 Net (İlk hedefli konu tekrarları ve ödev kontrolü sonrası)</w:t>
       </w:r>
     </w:p>
     <w:p>
@@ -2584,7 +3804,7 @@
         <w:rPr>
           <w:sz w:val="16"/>
         </w:rPr>
-        <w:t>59.0 Net (Ölçülebilir bir sonraki resmi deneme sınavı hedefi)</w:t>
+        <w:t>77.67 Net (Ölçülebilir bir sonraki resmi deneme sınavı hedefi)</w:t>
       </w:r>
     </w:p>
     <w:p>
@@ -2603,7 +3823,7 @@
         <w:rPr>
           <w:sz w:val="16"/>
         </w:rPr>
-        <w:t>Haftalık 350 soru çözümü + Yanlış Defteri (Hata Analizi) tutulması ve kontrolü.</w:t>
+        <w:t>Haftalık 400 soru çözümü + Yanlış Defteri (Hata Analizi) tutulması ve kontrolü.</w:t>
       </w:r>
     </w:p>
     <w:p>
@@ -2622,7 +3842,7 @@
         <w:rPr>
           <w:sz w:val="16"/>
         </w:rPr>
-        <w:t>Matematik temel/orta seviye problem çözümü + Türkçe paragraf.</w:t>
+        <w:t>Matematik yeni nesil problem modelleme ve süre tutma.</w:t>
       </w:r>
     </w:p>
     <w:p>
